--- a/_implementation-notes/evening-series/FotH Evening Session 7 Leader Notes DRAFT v1.docx
+++ b/_implementation-notes/evening-series/FotH Evening Session 7 Leader Notes DRAFT v1.docx
@@ -697,7 +697,7 @@
         <w:t>CUES:</w:t>
       </w:r>
       <w:r>
-        <w:t xml:space="preserve"> leadsanions settle odd numbers across families. If the room is about ten or fewer, skip the pairing — one circle, pair up in place.</w:t>
+        <w:t xml:space="preserve"> Lead Companions settle odd numbers across families. If the room is about ten or fewer, skip the pairing — one circle, pair up in place.</w:t>
       </w:r>
     </w:p>
     <w:p>

--- a/_implementation-notes/evening-series/FotH Evening Session 7 Leader Notes DRAFT v1.docx
+++ b/_implementation-notes/evening-series/FotH Evening Session 7 Leader Notes DRAFT v1.docx
@@ -844,7 +844,7 @@
           <w:color w:val="6B8E3F"/>
           <w:sz w:val="18"/>
         </w:rPr>
-        <w:t>S7 · 8:19–8:20 · LEAD: CONTENT PRESENTER</w:t>
+        <w:t>S7 · 8:19–8:20 · LEAD: CONTAINER HOLDER</w:t>
       </w:r>
     </w:p>
     <w:p>

--- a/_implementation-notes/evening-series/FotH Evening Session 7 Leader Notes DRAFT v1.docx
+++ b/_implementation-notes/evening-series/FotH Evening Session 7 Leader Notes DRAFT v1.docx
@@ -291,7 +291,7 @@
         <w:t>CUES:</w:t>
       </w:r>
       <w:r>
-        <w:t xml:space="preserve"> First night back after the quarter break — Pulse 1 returns go in the bin at the door.</w:t>
+        <w:t xml:space="preserve"> First night back — Session 6’s three questions are answered together tonight, in the 7:25 block.</w:t>
       </w:r>
     </w:p>
     <w:p>

--- a/_implementation-notes/evening-series/FotH Evening Session 7 Leader Notes DRAFT v1.docx
+++ b/_implementation-notes/evening-series/FotH Evening Session 7 Leader Notes DRAFT v1.docx
@@ -4,7 +4,7 @@
   <w:body>
     <w:p>
       <w:pPr>
-        <w:spacing w:after="40"/>
+        <w:spacing w:before="0" w:after="40"/>
       </w:pPr>
       <w:r>
         <w:rPr>
@@ -18,22 +18,92 @@
     </w:p>
     <w:p>
       <w:pPr>
-        <w:spacing w:after="160"/>
+        <w:spacing w:before="0" w:after="80"/>
       </w:pPr>
       <w:r>
         <w:rPr>
-          <w:i/>
           <w:color w:val="595959"/>
           <w:sz w:val="18"/>
         </w:rPr>
-        <w:t>FotH Evening · the speaker notes, in hand — so the leading pair reads the room, not the screen. Same content as the deck notes; the slides carry the room, these notes carry you. Practice the session together beforehand.</w:t>
+        <w:t>FotH Evening · the speaker notes, in hand — so the leading pair reads the room, not the screen. The big number on each block is the number in the corner of the screen; the colour is whose block it is. Built from the deck's own notes, so the two always agree.</w:t>
+      </w:r>
+    </w:p>
+    <w:p>
+      <w:pPr>
+        <w:spacing w:before="0" w:after="200"/>
+      </w:pPr>
+      <w:r>
+        <w:rPr>
+          <w:b/>
+          <w:color w:val="1F4E79"/>
+          <w:sz w:val="18"/>
+          <w:shd w:val="clear" w:color="auto" w:fill="DEEAF6"/>
+        </w:rPr>
+        <w:t xml:space="preserve"> ▌ CONTAINER HOLDER </w:t>
+      </w:r>
+      <w:r>
+        <w:rPr>
+          <w:sz w:val="18"/>
+        </w:rPr>
+        <w:t xml:space="preserve">   </w:t>
+      </w:r>
+      <w:r>
+        <w:rPr>
+          <w:b/>
+          <w:color w:val="B45309"/>
+          <w:sz w:val="18"/>
+          <w:shd w:val="clear" w:color="auto" w:fill="FCE9D6"/>
+        </w:rPr>
+        <w:t xml:space="preserve"> ‖ CONTENT PRESENTER </w:t>
+      </w:r>
+      <w:r>
+        <w:rPr>
+          <w:sz w:val="18"/>
+        </w:rPr>
+        <w:t xml:space="preserve">   </w:t>
+      </w:r>
+      <w:r>
+        <w:rPr>
+          <w:b/>
+          <w:color w:val="6B3FA0"/>
+          <w:sz w:val="18"/>
+          <w:shd w:val="clear" w:color="auto" w:fill="ECE3F5"/>
+        </w:rPr>
+        <w:t xml:space="preserve"> ▐ BOTH LEADERS </w:t>
+      </w:r>
+      <w:r>
+        <w:rPr>
+          <w:sz w:val="18"/>
+        </w:rPr>
+        <w:t xml:space="preserve">   </w:t>
+      </w:r>
+      <w:r>
+        <w:rPr>
+          <w:i/>
+          <w:color w:val="7F7F7F"/>
+          <w:sz w:val="16"/>
+        </w:rPr>
+        <w:t>Bar styles differ too, so the roles still read in black and white.</w:t>
       </w:r>
     </w:p>
     <w:p>
       <w:pPr>
         <w:keepNext/>
-        <w:spacing w:before="160" w:after="20"/>
+        <w:pBdr>
+          <w:left w:val="dotted" w:sz="24" w:space="8" w:color="8C8C8C"/>
+        </w:pBdr>
+        <w:shd w:val="clear" w:color="auto" w:fill="F0F0F0"/>
+        <w:spacing w:before="160" w:after="40"/>
       </w:pPr>
+      <w:r>
+        <w:rPr>
+          <w:rFonts w:ascii="Cambria" w:hAnsi="Cambria"/>
+          <w:b/>
+          <w:color w:val="8C8C8C"/>
+          <w:sz w:val="24"/>
+        </w:rPr>
+        <w:t>Title</w:t>
+      </w:r>
       <w:r>
         <w:rPr>
           <w:rFonts w:ascii="Cambria" w:hAnsi="Cambria"/>
@@ -41,13 +111,32 @@
           <w:color w:val="2C5F2D"/>
           <w:sz w:val="24"/>
         </w:rPr>
-        <w:t>Slide 1 — Fellowship of the Heart</w:t>
+        <w:t xml:space="preserve">   Fellowship of the Heart</w:t>
+      </w:r>
+      <w:r>
+        <w:rPr>
+          <w:b/>
+          <w:color w:val="8C8C8C"/>
+          <w:sz w:val="17"/>
+        </w:rPr>
+        <w:t xml:space="preserve">    ON SCREEN</w:t>
+      </w:r>
+      <w:r>
+        <w:rPr>
+          <w:b w:val="0"/>
+          <w:color w:val="7F7F7F"/>
+          <w:sz w:val="16"/>
+        </w:rPr>
+        <w:t xml:space="preserve">   · slide 1 of 18</w:t>
       </w:r>
     </w:p>
     <w:p>
       <w:pPr>
         <w:keepNext/>
-        <w:spacing w:after="40"/>
+        <w:pBdr>
+          <w:left w:val="dotted" w:sz="24" w:space="8" w:color="8C8C8C"/>
+        </w:pBdr>
+        <w:spacing w:before="0" w:after="60"/>
       </w:pPr>
       <w:r>
         <w:rPr>
@@ -60,7 +149,10 @@
     </w:p>
     <w:p>
       <w:pPr>
-        <w:ind w:left="216"/>
+        <w:pBdr>
+          <w:left w:val="dotted" w:sz="24" w:space="8" w:color="8C8C8C"/>
+        </w:pBdr>
+        <w:spacing w:before="0" w:after="60"/>
       </w:pPr>
       <w:r>
         <w:t>On screen as the room assembles on night one. All Scripture ESV; the plans carry the scripts; these slides carry the room — and these notes carry you.</w:t>
@@ -69,8 +161,21 @@
     <w:p>
       <w:pPr>
         <w:keepNext/>
-        <w:spacing w:before="160" w:after="20"/>
+        <w:pBdr>
+          <w:left w:val="dotted" w:sz="24" w:space="8" w:color="8C8C8C"/>
+        </w:pBdr>
+        <w:shd w:val="clear" w:color="auto" w:fill="F0F0F0"/>
+        <w:spacing w:before="160" w:after="40"/>
       </w:pPr>
+      <w:r>
+        <w:rPr>
+          <w:rFonts w:ascii="Cambria" w:hAnsi="Cambria"/>
+          <w:b/>
+          <w:color w:val="8C8C8C"/>
+          <w:sz w:val="30"/>
+        </w:rPr>
+        <w:t>99</w:t>
+      </w:r>
       <w:r>
         <w:rPr>
           <w:rFonts w:ascii="Cambria" w:hAnsi="Cambria"/>
@@ -78,13 +183,32 @@
           <w:color w:val="2C5F2D"/>
           <w:sz w:val="24"/>
         </w:rPr>
-        <w:t>Slide 2 — SESSION 7</w:t>
+        <w:t xml:space="preserve">   SESSION 7</w:t>
+      </w:r>
+      <w:r>
+        <w:rPr>
+          <w:b/>
+          <w:color w:val="8C8C8C"/>
+          <w:sz w:val="17"/>
+        </w:rPr>
+        <w:t xml:space="preserve">    ON SCREEN</w:t>
+      </w:r>
+      <w:r>
+        <w:rPr>
+          <w:b w:val="0"/>
+          <w:color w:val="7F7F7F"/>
+          <w:sz w:val="16"/>
+        </w:rPr>
+        <w:t xml:space="preserve">   · slide 2 of 18</w:t>
       </w:r>
     </w:p>
     <w:p>
       <w:pPr>
         <w:keepNext/>
-        <w:spacing w:after="40"/>
+        <w:pBdr>
+          <w:left w:val="dotted" w:sz="24" w:space="8" w:color="8C8C8C"/>
+        </w:pBdr>
+        <w:spacing w:before="0" w:after="60"/>
       </w:pPr>
       <w:r>
         <w:rPr>
@@ -97,7 +221,10 @@
     </w:p>
     <w:p>
       <w:pPr>
-        <w:ind w:left="216"/>
+        <w:pBdr>
+          <w:left w:val="dotted" w:sz="24" w:space="8" w:color="8C8C8C"/>
+        </w:pBdr>
+        <w:spacing w:before="0" w:after="60"/>
       </w:pPr>
       <w:r>
         <w:t>On screen through dinner and as the circle forms. Greet at the door — the slide holds the room.</w:t>
@@ -106,8 +233,21 @@
     <w:p>
       <w:pPr>
         <w:keepNext/>
-        <w:spacing w:before="160" w:after="20"/>
+        <w:pBdr>
+          <w:left w:val="single" w:sz="24" w:space="8" w:color="1F4E79"/>
+        </w:pBdr>
+        <w:shd w:val="clear" w:color="auto" w:fill="DEEAF6"/>
+        <w:spacing w:before="160" w:after="40"/>
       </w:pPr>
+      <w:r>
+        <w:rPr>
+          <w:rFonts w:ascii="Cambria" w:hAnsi="Cambria"/>
+          <w:b/>
+          <w:color w:val="1F4E79"/>
+          <w:sz w:val="30"/>
+        </w:rPr>
+        <w:t>100</w:t>
+      </w:r>
       <w:r>
         <w:rPr>
           <w:rFonts w:ascii="Cambria" w:hAnsi="Cambria"/>
@@ -115,13 +255,32 @@
           <w:color w:val="2C5F2D"/>
           <w:sz w:val="24"/>
         </w:rPr>
-        <w:t>Slide 3 — Where We Are — the Four Connects</w:t>
+        <w:t xml:space="preserve">   Where We Are — the Four Connects</w:t>
+      </w:r>
+      <w:r>
+        <w:rPr>
+          <w:b/>
+          <w:color w:val="1F4E79"/>
+          <w:sz w:val="17"/>
+        </w:rPr>
+        <w:t xml:space="preserve">    CONTAINER HOLDER</w:t>
+      </w:r>
+      <w:r>
+        <w:rPr>
+          <w:b w:val="0"/>
+          <w:color w:val="7F7F7F"/>
+          <w:sz w:val="16"/>
+        </w:rPr>
+        <w:t xml:space="preserve">   · slide 3 of 18</w:t>
       </w:r>
     </w:p>
     <w:p>
       <w:pPr>
         <w:keepNext/>
-        <w:spacing w:after="40"/>
+        <w:pBdr>
+          <w:left w:val="single" w:sz="24" w:space="8" w:color="1F4E79"/>
+        </w:pBdr>
+        <w:spacing w:before="0" w:after="60"/>
       </w:pPr>
       <w:r>
         <w:rPr>
@@ -129,12 +288,31 @@
           <w:color w:val="6B8E3F"/>
           <w:sz w:val="18"/>
         </w:rPr>
-        <w:t>S7 · WELCOME · LEAD: CONTAINER HOLDER · GROUNDING — every session opens on this map</w:t>
+        <w:t xml:space="preserve">S7 · WELCOME · </w:t>
+      </w:r>
+      <w:r>
+        <w:rPr>
+          <w:b/>
+          <w:color w:val="1F4E79"/>
+          <w:sz w:val="18"/>
+        </w:rPr>
+        <w:t>LEAD: CONTAINER HOLDER</w:t>
+      </w:r>
+      <w:r>
+        <w:rPr>
+          <w:b/>
+          <w:color w:val="6B8E3F"/>
+          <w:sz w:val="18"/>
+        </w:rPr>
+        <w:t xml:space="preserve"> · GROUNDING — every session opens on this map</w:t>
       </w:r>
     </w:p>
     <w:p>
       <w:pPr>
-        <w:ind w:left="216"/>
+        <w:pBdr>
+          <w:left w:val="single" w:sz="24" w:space="8" w:color="1F4E79"/>
+        </w:pBdr>
+        <w:spacing w:before="0" w:after="20"/>
       </w:pPr>
       <w:r>
         <w:rPr>
@@ -146,7 +324,10 @@
     </w:p>
     <w:p>
       <w:pPr>
-        <w:ind w:left="216"/>
+        <w:pBdr>
+          <w:left w:val="single" w:sz="24" w:space="8" w:color="1F4E79"/>
+        </w:pBdr>
+        <w:spacing w:before="0" w:after="60"/>
       </w:pPr>
       <w:r>
         <w:t>1. Locate tonight on the map, plainly: Session 7 stands in the third box — Connect with God. Each connection makes the next one real (Matt. 22:37–40).</w:t>
@@ -154,7 +335,10 @@
     </w:p>
     <w:p>
       <w:pPr>
-        <w:ind w:left="216"/>
+        <w:pBdr>
+          <w:left w:val="single" w:sz="24" w:space="8" w:color="1F4E79"/>
+        </w:pBdr>
+        <w:spacing w:before="0" w:after="60"/>
       </w:pPr>
       <w:r>
         <w:t>2. The four boxes are one journey — each connection makes the next one real — rooted in the two great commandments: love God, love neighbor (Matt 22:37–40).</w:t>
@@ -162,7 +346,10 @@
     </w:p>
     <w:p>
       <w:pPr>
-        <w:ind w:left="216"/>
+        <w:pBdr>
+          <w:left w:val="single" w:sz="24" w:space="8" w:color="1F4E79"/>
+        </w:pBdr>
+        <w:spacing w:before="0" w:after="60"/>
       </w:pPr>
       <w:r>
         <w:t>3. This is also the 'where we are on the map' minute the welcome owes any newcomer.</w:t>
@@ -170,24 +357,40 @@
     </w:p>
     <w:p>
       <w:pPr>
-        <w:ind w:left="216"/>
+        <w:pBdr>
+          <w:left w:val="single" w:sz="24" w:space="8" w:color="1F4E79"/>
+        </w:pBdr>
+        <w:spacing w:before="0" w:after="60"/>
       </w:pPr>
       <w:r>
         <w:rPr>
           <w:b/>
           <w:color w:val="595959"/>
         </w:rPr>
-        <w:t>CUES:</w:t>
+        <w:t xml:space="preserve">CUES: </w:t>
       </w:r>
       <w:r>
-        <w:t xml:space="preserve"> Two minutes at most; then tonight's road.</w:t>
+        <w:t>Two minutes at most; then tonight's road.</w:t>
       </w:r>
     </w:p>
     <w:p>
       <w:pPr>
         <w:keepNext/>
-        <w:spacing w:before="160" w:after="20"/>
+        <w:pBdr>
+          <w:left w:val="single" w:sz="24" w:space="8" w:color="1F4E79"/>
+        </w:pBdr>
+        <w:shd w:val="clear" w:color="auto" w:fill="DEEAF6"/>
+        <w:spacing w:before="160" w:after="40"/>
       </w:pPr>
+      <w:r>
+        <w:rPr>
+          <w:rFonts w:ascii="Cambria" w:hAnsi="Cambria"/>
+          <w:b/>
+          <w:color w:val="1F4E79"/>
+          <w:sz w:val="30"/>
+        </w:rPr>
+        <w:t>101</w:t>
+      </w:r>
       <w:r>
         <w:rPr>
           <w:rFonts w:ascii="Cambria" w:hAnsi="Cambria"/>
@@ -195,13 +398,32 @@
           <w:color w:val="2C5F2D"/>
           <w:sz w:val="24"/>
         </w:rPr>
-        <w:t>Slide 4 — Week 7 — My Story: The Eye Test</w:t>
+        <w:t xml:space="preserve">   Week 7 — My Story: The Eye Test</w:t>
+      </w:r>
+      <w:r>
+        <w:rPr>
+          <w:b/>
+          <w:color w:val="1F4E79"/>
+          <w:sz w:val="17"/>
+        </w:rPr>
+        <w:t xml:space="preserve">    CONTAINER HOLDER</w:t>
+      </w:r>
+      <w:r>
+        <w:rPr>
+          <w:b w:val="0"/>
+          <w:color w:val="7F7F7F"/>
+          <w:sz w:val="16"/>
+        </w:rPr>
+        <w:t xml:space="preserve">   · slide 4 of 18</w:t>
       </w:r>
     </w:p>
     <w:p>
       <w:pPr>
         <w:keepNext/>
-        <w:spacing w:after="40"/>
+        <w:pBdr>
+          <w:left w:val="single" w:sz="24" w:space="8" w:color="1F4E79"/>
+        </w:pBdr>
+        <w:spacing w:before="0" w:after="60"/>
       </w:pPr>
       <w:r>
         <w:rPr>
@@ -209,37 +431,78 @@
           <w:color w:val="6B8E3F"/>
           <w:sz w:val="18"/>
         </w:rPr>
-        <w:t>S7 · 7:00–7:08 · LEAD: CONTAINER HOLDER</w:t>
+        <w:t xml:space="preserve">S7 · 7:00–7:08 · </w:t>
+      </w:r>
+      <w:r>
+        <w:rPr>
+          <w:b/>
+          <w:color w:val="1F4E79"/>
+          <w:sz w:val="18"/>
+        </w:rPr>
+        <w:t>LEAD: CONTAINER HOLDER</w:t>
+      </w:r>
+      <w:r>
+        <w:rPr>
+          <w:b/>
+          <w:color w:val="6B8E3F"/>
+          <w:sz w:val="18"/>
+        </w:rPr>
       </w:r>
     </w:p>
     <w:p>
       <w:pPr>
-        <w:ind w:left="216"/>
+        <w:pBdr>
+          <w:left w:val="single" w:sz="24" w:space="8" w:color="1F4E79"/>
+        </w:pBdr>
+        <w:spacing w:before="0" w:after="60"/>
       </w:pPr>
       <w:r>
         <w:rPr>
           <w:b/>
           <w:color w:val="595959"/>
         </w:rPr>
-        <w:t>BEATS:</w:t>
+        <w:t xml:space="preserve">BEATS: </w:t>
       </w:r>
       <w:r>
-        <w:t xml:space="preserve"> 1. This is John's personal eye-test story — his own testimony of learning to hear God, framing today's turn from Self and Others toward God. 2. Keep it to about one minute; the story serves the practice, not the reverse. 3. Land it and move to Today's Road.</w:t>
+        <w:t>1. This is John's personal eye-test story — his own testimony of learning to hear God, framing today's turn from Self and Others toward God. 2. Keep it to about one minute; the story serves the practice, not the reverse. 3. Land it and move to Today's Road.</w:t>
       </w:r>
     </w:p>
     <w:p>
       <w:pPr>
-        <w:ind w:left="216"/>
+        <w:pBdr>
+          <w:left w:val="single" w:sz="24" w:space="8" w:color="1F4E79"/>
+        </w:pBdr>
+        <w:spacing w:before="0" w:after="60"/>
       </w:pPr>
       <w:r>
-        <w:t>SUB: Never perform someone else's testimony. Tell your own hearing-growth story in one minute — or skip straight to the pull-quote on the slide, read it, and move.</w:t>
+        <w:rPr>
+          <w:b/>
+          <w:color w:val="595959"/>
+        </w:rPr>
+        <w:t xml:space="preserve">SUB: </w:t>
+      </w:r>
+      <w:r>
+        <w:t>Never perform someone else's testimony. Tell your own hearing-growth story in one minute — or skip straight to the pull-quote on the slide, read it, and move.</w:t>
       </w:r>
     </w:p>
     <w:p>
       <w:pPr>
         <w:keepNext/>
-        <w:spacing w:before="160" w:after="20"/>
+        <w:pBdr>
+          <w:left w:val="single" w:sz="24" w:space="8" w:color="1F4E79"/>
+        </w:pBdr>
+        <w:shd w:val="clear" w:color="auto" w:fill="DEEAF6"/>
+        <w:spacing w:before="160" w:after="40"/>
       </w:pPr>
+      <w:r>
+        <w:rPr>
+          <w:rFonts w:ascii="Cambria" w:hAnsi="Cambria"/>
+          <w:b/>
+          <w:color w:val="1F4E79"/>
+          <w:sz w:val="30"/>
+        </w:rPr>
+        <w:t>102</w:t>
+      </w:r>
       <w:r>
         <w:rPr>
           <w:rFonts w:ascii="Cambria" w:hAnsi="Cambria"/>
@@ -247,13 +510,32 @@
           <w:color w:val="2C5F2D"/>
           <w:sz w:val="24"/>
         </w:rPr>
-        <w:t>Slide 5 — Session 7 — Tonight’s Road</w:t>
+        <w:t xml:space="preserve">   Session 7 — Tonight’s Road</w:t>
+      </w:r>
+      <w:r>
+        <w:rPr>
+          <w:b/>
+          <w:color w:val="1F4E79"/>
+          <w:sz w:val="17"/>
+        </w:rPr>
+        <w:t xml:space="preserve">    CONTAINER HOLDER</w:t>
+      </w:r>
+      <w:r>
+        <w:rPr>
+          <w:b w:val="0"/>
+          <w:color w:val="7F7F7F"/>
+          <w:sz w:val="16"/>
+        </w:rPr>
+        <w:t xml:space="preserve">   · slide 5 of 18</w:t>
       </w:r>
     </w:p>
     <w:p>
       <w:pPr>
         <w:keepNext/>
-        <w:spacing w:after="40"/>
+        <w:pBdr>
+          <w:left w:val="single" w:sz="24" w:space="8" w:color="1F4E79"/>
+        </w:pBdr>
+        <w:spacing w:before="0" w:after="60"/>
       </w:pPr>
       <w:r>
         <w:rPr>
@@ -261,44 +543,78 @@
           <w:color w:val="6B8E3F"/>
           <w:sz w:val="18"/>
         </w:rPr>
-        <w:t>S7 · 7:00–7:08 · LEAD: CONTAINER HOLDER</w:t>
+        <w:t xml:space="preserve">S7 · 7:00–7:08 · </w:t>
+      </w:r>
+      <w:r>
+        <w:rPr>
+          <w:b/>
+          <w:color w:val="1F4E79"/>
+          <w:sz w:val="18"/>
+        </w:rPr>
+        <w:t>LEAD: CONTAINER HOLDER</w:t>
+      </w:r>
+      <w:r>
+        <w:rPr>
+          <w:b/>
+          <w:color w:val="6B8E3F"/>
+          <w:sz w:val="18"/>
+        </w:rPr>
       </w:r>
     </w:p>
     <w:p>
       <w:pPr>
-        <w:ind w:left="216"/>
+        <w:pBdr>
+          <w:left w:val="single" w:sz="24" w:space="8" w:color="1F4E79"/>
+        </w:pBdr>
+        <w:spacing w:before="0" w:after="60"/>
       </w:pPr>
       <w:r>
         <w:rPr>
           <w:b/>
           <w:color w:val="595959"/>
         </w:rPr>
-        <w:t>BEATS:</w:t>
+        <w:t xml:space="preserve">BEATS: </w:t>
       </w:r>
       <w:r>
-        <w:t xml:space="preserve"> 1. Walk the road briefly: re-entry check-in, Romans 10:17, PROAPT walked together, then family pairs and the Tell step. 2. Frame the turn: six weeks of Self and Others behind us; today the channel goes vertical — hearing God in scripture. 3. Name it now: PROAPT is a hearing practice, not a Bible study technique.</w:t>
+        <w:t>1. Walk the road briefly: re-entry check-in, Romans 10:17, PROAPT walked together, then family pairs and the Tell step. 2. Frame the turn: six weeks of Self and Others behind us; today the channel goes vertical — hearing God in scripture. 3. Name it now: PROAPT is a hearing practice, not a Bible study technique.</w:t>
       </w:r>
     </w:p>
     <w:p>
       <w:pPr>
-        <w:ind w:left="216"/>
+        <w:pBdr>
+          <w:left w:val="single" w:sz="24" w:space="8" w:color="1F4E79"/>
+        </w:pBdr>
+        <w:spacing w:before="0" w:after="60"/>
       </w:pPr>
       <w:r>
         <w:rPr>
           <w:b/>
           <w:color w:val="595959"/>
         </w:rPr>
-        <w:t>CUES:</w:t>
+        <w:t xml:space="preserve">CUES: </w:t>
       </w:r>
       <w:r>
-        <w:t xml:space="preserve"> First night back — Session 6’s three questions are answered together tonight, in the 7:25 block.</w:t>
+        <w:t>First night back — Session 6’s three questions are answered together tonight, in the 7:25 block.</w:t>
       </w:r>
     </w:p>
     <w:p>
       <w:pPr>
         <w:keepNext/>
-        <w:spacing w:before="160" w:after="20"/>
+        <w:pBdr>
+          <w:left w:val="single" w:sz="24" w:space="8" w:color="1F4E79"/>
+        </w:pBdr>
+        <w:shd w:val="clear" w:color="auto" w:fill="DEEAF6"/>
+        <w:spacing w:before="160" w:after="40"/>
       </w:pPr>
+      <w:r>
+        <w:rPr>
+          <w:rFonts w:ascii="Cambria" w:hAnsi="Cambria"/>
+          <w:b/>
+          <w:color w:val="1F4E79"/>
+          <w:sz w:val="30"/>
+        </w:rPr>
+        <w:t>103</w:t>
+      </w:r>
       <w:r>
         <w:rPr>
           <w:rFonts w:ascii="Cambria" w:hAnsi="Cambria"/>
@@ -306,13 +622,32 @@
           <w:color w:val="2C5F2D"/>
           <w:sz w:val="24"/>
         </w:rPr>
-        <w:t>Slide 6 — Opening Container — the Eight Steps</w:t>
+        <w:t xml:space="preserve">   Opening Container — the Eight Steps</w:t>
+      </w:r>
+      <w:r>
+        <w:rPr>
+          <w:b/>
+          <w:color w:val="1F4E79"/>
+          <w:sz w:val="17"/>
+        </w:rPr>
+        <w:t xml:space="preserve">    CONTAINER HOLDER</w:t>
+      </w:r>
+      <w:r>
+        <w:rPr>
+          <w:b w:val="0"/>
+          <w:color w:val="7F7F7F"/>
+          <w:sz w:val="16"/>
+        </w:rPr>
+        <w:t xml:space="preserve">   · slide 6 of 18</w:t>
       </w:r>
     </w:p>
     <w:p>
       <w:pPr>
         <w:keepNext/>
-        <w:spacing w:after="40"/>
+        <w:pBdr>
+          <w:left w:val="single" w:sz="24" w:space="8" w:color="1F4E79"/>
+        </w:pBdr>
+        <w:spacing w:before="0" w:after="60"/>
       </w:pPr>
       <w:r>
         <w:rPr>
@@ -320,59 +655,96 @@
           <w:color w:val="6B8E3F"/>
           <w:sz w:val="18"/>
         </w:rPr>
-        <w:t>S7 · 7:00–7:08 · LEAD: CONTAINER HOLDER</w:t>
+        <w:t xml:space="preserve">S7 · 7:00–7:08 · </w:t>
+      </w:r>
+      <w:r>
+        <w:rPr>
+          <w:b/>
+          <w:color w:val="1F4E79"/>
+          <w:sz w:val="18"/>
+        </w:rPr>
+        <w:t>LEAD: CONTAINER HOLDER</w:t>
+      </w:r>
+      <w:r>
+        <w:rPr>
+          <w:b/>
+          <w:color w:val="6B8E3F"/>
+          <w:sz w:val="18"/>
+        </w:rPr>
       </w:r>
     </w:p>
     <w:p>
       <w:pPr>
-        <w:ind w:left="216"/>
+        <w:pBdr>
+          <w:left w:val="single" w:sz="24" w:space="8" w:color="1F4E79"/>
+        </w:pBdr>
+        <w:spacing w:before="0" w:after="60"/>
       </w:pPr>
       <w:r>
         <w:rPr>
           <w:b/>
           <w:color w:val="595959"/>
         </w:rPr>
-        <w:t>BEATS:</w:t>
+        <w:t xml:space="preserve">BEATS: </w:t>
       </w:r>
       <w:r>
-        <w:t xml:space="preserve"> 1. Aaronic blessing first. 2. Container restated SLOWLY — Safe, Present, Clear, Intentional; a container that sat empty over a break needs a minute to hold again. 3. Frame Week 7 as a turn: the interior work prepared us; today hearing God becomes a learnable skill — six steps, a practice that works.</w:t>
+        <w:t>1. Aaronic blessing first. 2. Container restated SLOWLY — Safe, Present, Clear, Intentional; a container that sat empty over a break needs a minute to hold again. 3. Frame Week 7 as a turn: the interior work prepared us; today hearing God becomes a learnable skill — six steps, a practice that works.</w:t>
       </w:r>
     </w:p>
     <w:p>
       <w:pPr>
-        <w:ind w:left="216"/>
+        <w:pBdr>
+          <w:left w:val="single" w:sz="24" w:space="8" w:color="1F4E79"/>
+        </w:pBdr>
+        <w:spacing w:before="0" w:after="60"/>
       </w:pPr>
       <w:r>
         <w:rPr>
           <w:b/>
           <w:color w:val="595959"/>
         </w:rPr>
-        <w:t>CUES:</w:t>
+        <w:t xml:space="preserve">CUES: </w:t>
       </w:r>
       <w:r>
-        <w:t xml:space="preserve"> Run the re-entry gently; let the room land before moving on.</w:t>
+        <w:t>Run the re-entry gently; let the room land before moving on.</w:t>
       </w:r>
     </w:p>
     <w:p>
       <w:pPr>
-        <w:ind w:left="216"/>
+        <w:pBdr>
+          <w:left w:val="single" w:sz="24" w:space="8" w:color="1F4E79"/>
+        </w:pBdr>
+        <w:spacing w:before="0" w:after="60"/>
       </w:pPr>
       <w:r>
         <w:rPr>
           <w:b/>
           <w:color w:val="595959"/>
         </w:rPr>
-        <w:t>PAIR LEAD:</w:t>
+        <w:t xml:space="preserve">PAIR LEAD: </w:t>
       </w:r>
       <w:r>
-        <w:t xml:space="preserve"> name the leading pair in the welcome — two leaders hold tonight, and the room will see the evening handed back and forth between them; that is the design. The pair practices the session together beforehand.</w:t>
+        <w:t>name the leading pair in the welcome — two leaders hold tonight, and the room will see the evening handed back and forth between them; that is the design. The pair practices the session together beforehand.</w:t>
       </w:r>
     </w:p>
     <w:p>
       <w:pPr>
         <w:keepNext/>
-        <w:spacing w:before="160" w:after="20"/>
+        <w:pBdr>
+          <w:left w:val="double" w:sz="12" w:space="8" w:color="B45309"/>
+        </w:pBdr>
+        <w:shd w:val="clear" w:color="auto" w:fill="FCE9D6"/>
+        <w:spacing w:before="160" w:after="40"/>
       </w:pPr>
+      <w:r>
+        <w:rPr>
+          <w:rFonts w:ascii="Cambria" w:hAnsi="Cambria"/>
+          <w:b/>
+          <w:color w:val="B45309"/>
+          <w:sz w:val="30"/>
+        </w:rPr>
+        <w:t>104</w:t>
+      </w:r>
       <w:r>
         <w:rPr>
           <w:rFonts w:ascii="Cambria" w:hAnsi="Cambria"/>
@@ -380,13 +752,32 @@
           <w:color w:val="2C5F2D"/>
           <w:sz w:val="24"/>
         </w:rPr>
-        <w:t>Slide 7 — Re-Entry Check-In</w:t>
+        <w:t xml:space="preserve">   Re-Entry Check-In</w:t>
+      </w:r>
+      <w:r>
+        <w:rPr>
+          <w:b/>
+          <w:color w:val="B45309"/>
+          <w:sz w:val="17"/>
+        </w:rPr>
+        <w:t xml:space="preserve">    CONTENT PRESENTER</w:t>
+      </w:r>
+      <w:r>
+        <w:rPr>
+          <w:b w:val="0"/>
+          <w:color w:val="7F7F7F"/>
+          <w:sz w:val="16"/>
+        </w:rPr>
+        <w:t xml:space="preserve">   · slide 7 of 18</w:t>
       </w:r>
     </w:p>
     <w:p>
       <w:pPr>
         <w:keepNext/>
-        <w:spacing w:after="40"/>
+        <w:pBdr>
+          <w:left w:val="double" w:sz="12" w:space="8" w:color="B45309"/>
+        </w:pBdr>
+        <w:spacing w:before="0" w:after="60"/>
       </w:pPr>
       <w:r>
         <w:rPr>
@@ -394,44 +785,78 @@
           <w:color w:val="6B8E3F"/>
           <w:sz w:val="18"/>
         </w:rPr>
-        <w:t>S7 · 7:25–7:34 · LEAD: CONTENT PRESENTER</w:t>
+        <w:t xml:space="preserve">S7 · 7:25–7:34 · </w:t>
+      </w:r>
+      <w:r>
+        <w:rPr>
+          <w:b/>
+          <w:color w:val="B45309"/>
+          <w:sz w:val="18"/>
+        </w:rPr>
+        <w:t>LEAD: CONTENT PRESENTER</w:t>
+      </w:r>
+      <w:r>
+        <w:rPr>
+          <w:b/>
+          <w:color w:val="6B8E3F"/>
+          <w:sz w:val="18"/>
+        </w:rPr>
       </w:r>
     </w:p>
     <w:p>
       <w:pPr>
-        <w:ind w:left="216"/>
+        <w:pBdr>
+          <w:left w:val="double" w:sz="12" w:space="8" w:color="B45309"/>
+        </w:pBdr>
+        <w:spacing w:before="0" w:after="60"/>
       </w:pPr>
       <w:r>
         <w:rPr>
           <w:b/>
           <w:color w:val="595959"/>
         </w:rPr>
-        <w:t>BEATS:</w:t>
+        <w:t xml:space="preserve">BEATS: </w:t>
       </w:r>
       <w:r>
-        <w:t xml:space="preserve"> 1. Ninety seconds each: one sentence on the Examen, how the break treated the practice, or anything shifted. 2. Say it: 'thinned out over the break' is a completely normal answer — the practice picks up where you are. 3. Take 2–3 contributions, then move. 4. Open door: anyone still carrying Week 6, find a Companion before leaving today.</w:t>
+        <w:t>1. Ninety seconds each: one sentence on the Examen, how the break treated the practice, or anything shifted. 2. Say it: 'thinned out over the break' is a completely normal answer — the practice picks up where you are. 3. Take 2–3 contributions, then move. 4. Open door: anyone still carrying Week 6, find a Companion before leaving today.</w:t>
       </w:r>
     </w:p>
     <w:p>
       <w:pPr>
-        <w:ind w:left="216"/>
+        <w:pBdr>
+          <w:left w:val="double" w:sz="12" w:space="8" w:color="B45309"/>
+        </w:pBdr>
+        <w:spacing w:before="0" w:after="60"/>
       </w:pPr>
       <w:r>
         <w:rPr>
           <w:b/>
           <w:color w:val="595959"/>
         </w:rPr>
-        <w:t>CUES:</w:t>
+        <w:t xml:space="preserve">CUES: </w:t>
       </w:r>
       <w:r>
-        <w:t xml:space="preserve"> Arranged parent opens (check the Run Card) — never cold-call a teen; pass-anytime holds.</w:t>
+        <w:t>Arranged parent opens (check the Run Card) — never cold-call a teen; pass-anytime holds.</w:t>
       </w:r>
     </w:p>
     <w:p>
       <w:pPr>
         <w:keepNext/>
-        <w:spacing w:before="160" w:after="20"/>
+        <w:pBdr>
+          <w:left w:val="double" w:sz="12" w:space="8" w:color="B45309"/>
+        </w:pBdr>
+        <w:shd w:val="clear" w:color="auto" w:fill="FCE9D6"/>
+        <w:spacing w:before="160" w:after="40"/>
       </w:pPr>
+      <w:r>
+        <w:rPr>
+          <w:rFonts w:ascii="Cambria" w:hAnsi="Cambria"/>
+          <w:b/>
+          <w:color w:val="B45309"/>
+          <w:sz w:val="30"/>
+        </w:rPr>
+        <w:t>105</w:t>
+      </w:r>
       <w:r>
         <w:rPr>
           <w:rFonts w:ascii="Cambria" w:hAnsi="Cambria"/>
@@ -439,13 +864,32 @@
           <w:color w:val="2C5F2D"/>
           <w:sz w:val="24"/>
         </w:rPr>
-        <w:t>Slide 8 — The Round, for All of Us</w:t>
+        <w:t xml:space="preserve">   The Round, for All of Us</w:t>
+      </w:r>
+      <w:r>
+        <w:rPr>
+          <w:b/>
+          <w:color w:val="B45309"/>
+          <w:sz w:val="17"/>
+        </w:rPr>
+        <w:t xml:space="preserve">    CONTENT PRESENTER</w:t>
+      </w:r>
+      <w:r>
+        <w:rPr>
+          <w:b w:val="0"/>
+          <w:color w:val="7F7F7F"/>
+          <w:sz w:val="16"/>
+        </w:rPr>
+        <w:t xml:space="preserve">   · slide 8 of 18</w:t>
       </w:r>
     </w:p>
     <w:p>
       <w:pPr>
         <w:keepNext/>
-        <w:spacing w:after="40"/>
+        <w:pBdr>
+          <w:left w:val="double" w:sz="12" w:space="8" w:color="B45309"/>
+        </w:pBdr>
+        <w:spacing w:before="0" w:after="60"/>
       </w:pPr>
       <w:r>
         <w:rPr>
@@ -453,12 +897,30 @@
           <w:color w:val="6B8E3F"/>
           <w:sz w:val="18"/>
         </w:rPr>
-        <w:t>S7 · 7:25–7:34 · LEAD: CONTENT PRESENTER</w:t>
+        <w:t xml:space="preserve">S7 · 7:25–7:34 · </w:t>
+      </w:r>
+      <w:r>
+        <w:rPr>
+          <w:b/>
+          <w:color w:val="B45309"/>
+          <w:sz w:val="18"/>
+        </w:rPr>
+        <w:t>LEAD: CONTENT PRESENTER</w:t>
+      </w:r>
+      <w:r>
+        <w:rPr>
+          <w:b/>
+          <w:color w:val="6B8E3F"/>
+          <w:sz w:val="18"/>
+        </w:rPr>
       </w:r>
     </w:p>
     <w:p>
       <w:pPr>
-        <w:ind w:left="216"/>
+        <w:pBdr>
+          <w:left w:val="double" w:sz="12" w:space="8" w:color="B45309"/>
+        </w:pBdr>
+        <w:spacing w:before="0" w:after="20"/>
       </w:pPr>
       <w:r>
         <w:rPr>
@@ -470,7 +932,10 @@
     </w:p>
     <w:p>
       <w:pPr>
-        <w:ind w:left="216"/>
+        <w:pBdr>
+          <w:left w:val="double" w:sz="12" w:space="8" w:color="B45309"/>
+        </w:pBdr>
+        <w:spacing w:before="0" w:after="60"/>
       </w:pPr>
       <w:r>
         <w:t>1. After the break check-in: 'the three questions that went home two weeks ago — let's apply the process we use for the leader reflection to ourselves, as a group.' One rule, warmly: the group, never any one person.</w:t>
@@ -478,7 +943,10 @@
     </w:p>
     <w:p>
       <w:pPr>
-        <w:ind w:left="216"/>
+        <w:pBdr>
+          <w:left w:val="double" w:sz="12" w:space="8" w:color="B45309"/>
+        </w:pBdr>
+        <w:spacing w:before="0" w:after="60"/>
       </w:pPr>
       <w:r>
         <w:t>2. The leader answers FIRST — all three, briefly, a story or moment attached to each. Modeling that answers come with what you saw is the whole teaching.</w:t>
@@ -486,7 +954,10 @@
     </w:p>
     <w:p>
       <w:pPr>
-        <w:ind w:left="216"/>
+        <w:pBdr>
+          <w:left w:val="double" w:sz="12" w:space="8" w:color="B45309"/>
+        </w:pBdr>
+        <w:spacing w:before="0" w:after="60"/>
       </w:pPr>
       <w:r>
         <w:t>3. The room answers, any question, any order; the Co-Companion scribes keep · change · tell for tonight's debrief sheet. Thursday's Call maps their answers to the three signs — the team's side of the paper, never the room's.</w:t>
@@ -494,22 +965,28 @@
     </w:p>
     <w:p>
       <w:pPr>
-        <w:ind w:left="216"/>
+        <w:pBdr>
+          <w:left w:val="double" w:sz="12" w:space="8" w:color="B45309"/>
+        </w:pBdr>
+        <w:spacing w:before="0" w:after="60"/>
       </w:pPr>
       <w:r>
         <w:rPr>
           <w:b/>
           <w:color w:val="595959"/>
         </w:rPr>
-        <w:t>CUES:</w:t>
+        <w:t xml:space="preserve">CUES: </w:t>
       </w:r>
       <w:r>
-        <w:t xml:space="preserve"> a bare verdict → 'say more — what did that look like?' · drifts toward a person → 'the group, never any one person — if something needs a name, bring it to one of us after.'</w:t>
+        <w:t>a bare verdict → 'say more — what did that look like?' · drifts toward a person → 'the group, never any one person — if something needs a name, bring it to one of us after.'</w:t>
       </w:r>
     </w:p>
     <w:p>
       <w:pPr>
-        <w:ind w:left="216"/>
+        <w:pBdr>
+          <w:left w:val="double" w:sz="12" w:space="8" w:color="B45309"/>
+        </w:pBdr>
+        <w:spacing w:before="0" w:after="60"/>
       </w:pPr>
       <w:r>
         <w:t>POCKET (only if a gap matters): 'when hard things landed this quarter, how did we do?' · 'what would a brand-new family feel in their first ten minutes with us?'</w:t>
@@ -517,32 +994,58 @@
     </w:p>
     <w:p>
       <w:pPr>
-        <w:ind w:left="216"/>
+        <w:pBdr>
+          <w:left w:val="double" w:sz="12" w:space="8" w:color="B45309"/>
+        </w:pBdr>
+        <w:spacing w:before="0" w:after="60"/>
       </w:pPr>
       <w:r>
         <w:rPr>
           <w:b/>
           <w:color w:val="595959"/>
         </w:rPr>
-        <w:t>GUARD:</w:t>
+        <w:t xml:space="preserve">GUARD: </w:t>
       </w:r>
       <w:r>
-        <w:t xml:space="preserve"> receive everything without correcting — glowing or grim, it is data, not a draft the team edits. Close: 'a group that knows what it has can choose to keep it.'</w:t>
+        <w:t>receive everything without correcting — glowing or grim, it is data, not a draft the team edits. Close: 'a group that knows what it has can choose to keep it.'</w:t>
       </w:r>
     </w:p>
     <w:p>
       <w:pPr>
-        <w:ind w:left="216"/>
+        <w:pBdr>
+          <w:left w:val="double" w:sz="12" w:space="8" w:color="B45309"/>
+        </w:pBdr>
+        <w:spacing w:before="0" w:after="60"/>
       </w:pPr>
       <w:r>
-        <w:t>SUB: the answers modeled first are the leader's own — a substitute answers honestly for themselves.</w:t>
+        <w:rPr>
+          <w:b/>
+          <w:color w:val="595959"/>
+        </w:rPr>
+        <w:t xml:space="preserve">SUB: </w:t>
+      </w:r>
+      <w:r>
+        <w:t>the answers modeled first are the leader's own — a substitute answers honestly for themselves.</w:t>
       </w:r>
     </w:p>
     <w:p>
       <w:pPr>
         <w:keepNext/>
-        <w:spacing w:before="160" w:after="20"/>
+        <w:pBdr>
+          <w:left w:val="double" w:sz="12" w:space="8" w:color="B45309"/>
+        </w:pBdr>
+        <w:shd w:val="clear" w:color="auto" w:fill="FCE9D6"/>
+        <w:spacing w:before="160" w:after="40"/>
       </w:pPr>
+      <w:r>
+        <w:rPr>
+          <w:rFonts w:ascii="Cambria" w:hAnsi="Cambria"/>
+          <w:b/>
+          <w:color w:val="B45309"/>
+          <w:sz w:val="30"/>
+        </w:rPr>
+        <w:t>106</w:t>
+      </w:r>
       <w:r>
         <w:rPr>
           <w:rFonts w:ascii="Cambria" w:hAnsi="Cambria"/>
@@ -550,13 +1053,32 @@
           <w:color w:val="2C5F2D"/>
           <w:sz w:val="24"/>
         </w:rPr>
-        <w:t>Slide 9 — Romans 10:17 — The Chain</w:t>
+        <w:t xml:space="preserve">   Romans 10:17 — The Chain</w:t>
+      </w:r>
+      <w:r>
+        <w:rPr>
+          <w:b/>
+          <w:color w:val="B45309"/>
+          <w:sz w:val="17"/>
+        </w:rPr>
+        <w:t xml:space="preserve">    CONTENT PRESENTER</w:t>
+      </w:r>
+      <w:r>
+        <w:rPr>
+          <w:b w:val="0"/>
+          <w:color w:val="7F7F7F"/>
+          <w:sz w:val="16"/>
+        </w:rPr>
+        <w:t xml:space="preserve">   · slide 9 of 18</w:t>
       </w:r>
     </w:p>
     <w:p>
       <w:pPr>
         <w:keepNext/>
-        <w:spacing w:after="40"/>
+        <w:pBdr>
+          <w:left w:val="double" w:sz="12" w:space="8" w:color="B45309"/>
+        </w:pBdr>
+        <w:spacing w:before="0" w:after="60"/>
       </w:pPr>
       <w:r>
         <w:rPr>
@@ -564,29 +1086,60 @@
           <w:color w:val="6B8E3F"/>
           <w:sz w:val="18"/>
         </w:rPr>
-        <w:t>S7 · 7:34–7:40 · LEAD: CONTENT PRESENTER</w:t>
+        <w:t xml:space="preserve">S7 · 7:34–7:40 · </w:t>
+      </w:r>
+      <w:r>
+        <w:rPr>
+          <w:b/>
+          <w:color w:val="B45309"/>
+          <w:sz w:val="18"/>
+        </w:rPr>
+        <w:t>LEAD: CONTENT PRESENTER</w:t>
+      </w:r>
+      <w:r>
+        <w:rPr>
+          <w:b/>
+          <w:color w:val="6B8E3F"/>
+          <w:sz w:val="18"/>
+        </w:rPr>
       </w:r>
     </w:p>
     <w:p>
       <w:pPr>
-        <w:ind w:left="216"/>
+        <w:pBdr>
+          <w:left w:val="double" w:sz="12" w:space="8" w:color="B45309"/>
+        </w:pBdr>
+        <w:spacing w:before="0" w:after="60"/>
       </w:pPr>
       <w:r>
         <w:rPr>
           <w:b/>
           <w:color w:val="595959"/>
         </w:rPr>
-        <w:t>BEATS:</w:t>
+        <w:t xml:space="preserve">BEATS: </w:t>
       </w:r>
       <w:r>
-        <w:t xml:space="preserve"> 1. Read Romans 10:17 aloud, slow. 2. Teach the chain: Word, Hearing, Faith — faith is the fruit of a practice, not of trying harder. 3. John 10:27 — the sheep hear because they are His; the quiet road is still open, any evenings, any Companion. 4. Hearing is a skill; write PROAPT on the board: Pray, Read, Observe, Apply, Pray again, Tell. 5. Preview: whole room works Mark 1:14–20 together, then family pairs work the same passage.</w:t>
+        <w:t>1. Read Romans 10:17 aloud, slow. 2. Teach the chain: Word, Hearing, Faith — faith is the fruit of a practice, not of trying harder. 3. John 10:27 — the sheep hear because they are His; the quiet road is still open, any evenings, any Companion. 4. Hearing is a skill; write PROAPT on the board: Pray, Read, Observe, Apply, Pray again, Tell. 5. Preview: whole room works Mark 1:14–20 together, then family pairs work the same passage.</w:t>
       </w:r>
     </w:p>
     <w:p>
       <w:pPr>
         <w:keepNext/>
-        <w:spacing w:before="160" w:after="20"/>
+        <w:pBdr>
+          <w:left w:val="double" w:sz="12" w:space="8" w:color="B45309"/>
+        </w:pBdr>
+        <w:shd w:val="clear" w:color="auto" w:fill="FCE9D6"/>
+        <w:spacing w:before="160" w:after="40"/>
       </w:pPr>
+      <w:r>
+        <w:rPr>
+          <w:rFonts w:ascii="Cambria" w:hAnsi="Cambria"/>
+          <w:b/>
+          <w:color w:val="B45309"/>
+          <w:sz w:val="30"/>
+        </w:rPr>
+        <w:t>107</w:t>
+      </w:r>
       <w:r>
         <w:rPr>
           <w:rFonts w:ascii="Cambria" w:hAnsi="Cambria"/>
@@ -594,13 +1147,32 @@
           <w:color w:val="2C5F2D"/>
           <w:sz w:val="24"/>
         </w:rPr>
-        <w:t>Slide 10 — PROAPT Walked Together — Mark 1:14–20</w:t>
+        <w:t xml:space="preserve">   PROAPT Walked Together — Mark 1:14–20</w:t>
+      </w:r>
+      <w:r>
+        <w:rPr>
+          <w:b/>
+          <w:color w:val="B45309"/>
+          <w:sz w:val="17"/>
+        </w:rPr>
+        <w:t xml:space="preserve">    CONTENT PRESENTER</w:t>
+      </w:r>
+      <w:r>
+        <w:rPr>
+          <w:b w:val="0"/>
+          <w:color w:val="7F7F7F"/>
+          <w:sz w:val="16"/>
+        </w:rPr>
+        <w:t xml:space="preserve">   · slide 10 of 18</w:t>
       </w:r>
     </w:p>
     <w:p>
       <w:pPr>
         <w:keepNext/>
-        <w:spacing w:after="40"/>
+        <w:pBdr>
+          <w:left w:val="double" w:sz="12" w:space="8" w:color="B45309"/>
+        </w:pBdr>
+        <w:spacing w:before="0" w:after="60"/>
       </w:pPr>
       <w:r>
         <w:rPr>
@@ -608,44 +1180,78 @@
           <w:color w:val="6B8E3F"/>
           <w:sz w:val="18"/>
         </w:rPr>
-        <w:t>S7 · 7:40–7:49 · LEAD: CONTENT PRESENTER</w:t>
+        <w:t xml:space="preserve">S7 · 7:40–7:49 · </w:t>
+      </w:r>
+      <w:r>
+        <w:rPr>
+          <w:b/>
+          <w:color w:val="B45309"/>
+          <w:sz w:val="18"/>
+        </w:rPr>
+        <w:t>LEAD: CONTENT PRESENTER</w:t>
+      </w:r>
+      <w:r>
+        <w:rPr>
+          <w:b/>
+          <w:color w:val="6B8E3F"/>
+          <w:sz w:val="18"/>
+        </w:rPr>
       </w:r>
     </w:p>
     <w:p>
       <w:pPr>
-        <w:ind w:left="216"/>
+        <w:pBdr>
+          <w:left w:val="double" w:sz="12" w:space="8" w:color="B45309"/>
+        </w:pBdr>
+        <w:spacing w:before="0" w:after="60"/>
       </w:pPr>
       <w:r>
         <w:rPr>
           <w:b/>
           <w:color w:val="595959"/>
         </w:rPr>
-        <w:t>BEATS:</w:t>
+        <w:t xml:space="preserve">BEATS: </w:t>
       </w:r>
       <w:r>
-        <w:t xml:space="preserve"> 1. The most important teaching block of the night — walk all six steps on Mark 1:14–20, everyone on handout H7.2. 2. PRAY 90s (silence, then invite the Spirit aloud). READ 90s. OBSERVE 3 min — data first, then what surprises; take 3–4 shares, receive without evaluating. 3. APPLY 3 min — for YOU, today, specifically; 2–3 shares. 4. PRAY AGAIN 90s silence. TELL 60s — happens in the pairs later. 5. Hold the silences; do not rush.</w:t>
+        <w:t>1. The most important teaching block of the night — walk all six steps on Mark 1:14–20, everyone on handout H7.2. 2. PRAY 90s (silence, then invite the Spirit aloud). READ 90s. OBSERVE 3 min — data first, then what surprises; take 3–4 shares, receive without evaluating. 3. APPLY 3 min — for YOU, today, specifically; 2–3 shares. 4. PRAY AGAIN 90s silence. TELL 60s — happens in the pairs later. 5. Hold the silences; do not rush.</w:t>
       </w:r>
     </w:p>
     <w:p>
       <w:pPr>
-        <w:ind w:left="216"/>
+        <w:pBdr>
+          <w:left w:val="double" w:sz="12" w:space="8" w:color="B45309"/>
+        </w:pBdr>
+        <w:spacing w:before="0" w:after="60"/>
       </w:pPr>
       <w:r>
         <w:rPr>
           <w:b/>
           <w:color w:val="595959"/>
         </w:rPr>
-        <w:t>CUES:</w:t>
+        <w:t xml:space="preserve">CUES: </w:t>
       </w:r>
       <w:r>
-        <w:t xml:space="preserve"> If an Apply goes vague or grand, push gently for one specific concrete application.</w:t>
+        <w:t>If an Apply goes vague or grand, push gently for one specific concrete application.</w:t>
       </w:r>
     </w:p>
     <w:p>
       <w:pPr>
         <w:keepNext/>
-        <w:spacing w:before="160" w:after="20"/>
+        <w:pBdr>
+          <w:left w:val="double" w:sz="12" w:space="8" w:color="B45309"/>
+        </w:pBdr>
+        <w:shd w:val="clear" w:color="auto" w:fill="FCE9D6"/>
+        <w:spacing w:before="160" w:after="40"/>
       </w:pPr>
+      <w:r>
+        <w:rPr>
+          <w:rFonts w:ascii="Cambria" w:hAnsi="Cambria"/>
+          <w:b/>
+          <w:color w:val="B45309"/>
+          <w:sz w:val="30"/>
+        </w:rPr>
+        <w:t>108</w:t>
+      </w:r>
       <w:r>
         <w:rPr>
           <w:rFonts w:ascii="Cambria" w:hAnsi="Cambria"/>
@@ -653,13 +1259,32 @@
           <w:color w:val="2C5F2D"/>
           <w:sz w:val="24"/>
         </w:rPr>
-        <w:t>Slide 11 — Bridge to the pairs — Pair Structure</w:t>
+        <w:t xml:space="preserve">   Bridge to the pairs — Pair Structure</w:t>
+      </w:r>
+      <w:r>
+        <w:rPr>
+          <w:b/>
+          <w:color w:val="B45309"/>
+          <w:sz w:val="17"/>
+        </w:rPr>
+        <w:t xml:space="preserve">    CONTENT PRESENTER</w:t>
+      </w:r>
+      <w:r>
+        <w:rPr>
+          <w:b w:val="0"/>
+          <w:color w:val="7F7F7F"/>
+          <w:sz w:val="16"/>
+        </w:rPr>
+        <w:t xml:space="preserve">   · slide 11 of 18</w:t>
       </w:r>
     </w:p>
     <w:p>
       <w:pPr>
         <w:keepNext/>
-        <w:spacing w:after="40"/>
+        <w:pBdr>
+          <w:left w:val="double" w:sz="12" w:space="8" w:color="B45309"/>
+        </w:pBdr>
+        <w:spacing w:before="0" w:after="60"/>
       </w:pPr>
       <w:r>
         <w:rPr>
@@ -667,44 +1292,79 @@
           <w:color w:val="6B8E3F"/>
           <w:sz w:val="18"/>
         </w:rPr>
-        <w:t>S7 · 7:49–7:50 · LEAD: CONTENT PRESENTER · TRANSITION</w:t>
+        <w:t xml:space="preserve">S7 · 7:49–7:50 · </w:t>
+      </w:r>
+      <w:r>
+        <w:rPr>
+          <w:b/>
+          <w:color w:val="B45309"/>
+          <w:sz w:val="18"/>
+        </w:rPr>
+        <w:t>LEAD: CONTENT PRESENTER</w:t>
+      </w:r>
+      <w:r>
+        <w:rPr>
+          <w:b/>
+          <w:color w:val="6B8E3F"/>
+          <w:sz w:val="18"/>
+        </w:rPr>
+        <w:t xml:space="preserve"> · TRANSITION</w:t>
       </w:r>
     </w:p>
     <w:p>
       <w:pPr>
-        <w:ind w:left="216"/>
+        <w:pBdr>
+          <w:left w:val="double" w:sz="12" w:space="8" w:color="B45309"/>
+        </w:pBdr>
+        <w:spacing w:before="0" w:after="60"/>
       </w:pPr>
       <w:r>
         <w:rPr>
           <w:b/>
           <w:color w:val="595959"/>
         </w:rPr>
-        <w:t>BEATS:</w:t>
+        <w:t xml:space="preserve">BEATS: </w:t>
       </w:r>
       <w:r>
-        <w:t xml:space="preserve"> 1. Explain the pair shape: parent with your own teen by default; one Reader, one Listener; switch at twelve minutes. 2. Name it: pairing inside your own family is the design working, not the consolation prize. 3. Pray and send.</w:t>
+        <w:t>1. Explain the pair shape: parent with your own teen by default; one Reader, one Listener; switch at twelve minutes. 2. Name it: pairing inside your own family is the design working, not the consolation prize. 3. Pray and send.</w:t>
       </w:r>
     </w:p>
     <w:p>
       <w:pPr>
-        <w:ind w:left="216"/>
+        <w:pBdr>
+          <w:left w:val="double" w:sz="12" w:space="8" w:color="B45309"/>
+        </w:pBdr>
+        <w:spacing w:before="0" w:after="60"/>
       </w:pPr>
       <w:r>
         <w:rPr>
           <w:b/>
           <w:color w:val="595959"/>
         </w:rPr>
-        <w:t>CUES:</w:t>
+        <w:t xml:space="preserve">CUES: </w:t>
       </w:r>
       <w:r>
-        <w:t xml:space="preserve"> Lead Companions settle odd numbers across families. If the room is about ten or fewer, skip the pairing — one circle, pair up in place.</w:t>
+        <w:t>Lead Companions settle odd numbers across families. If the room is about ten or fewer, skip the pairing — one circle, pair up in place.</w:t>
       </w:r>
     </w:p>
     <w:p>
       <w:pPr>
         <w:keepNext/>
-        <w:spacing w:before="160" w:after="20"/>
+        <w:pBdr>
+          <w:left w:val="double" w:sz="12" w:space="8" w:color="B45309"/>
+        </w:pBdr>
+        <w:shd w:val="clear" w:color="auto" w:fill="FCE9D6"/>
+        <w:spacing w:before="160" w:after="40"/>
       </w:pPr>
+      <w:r>
+        <w:rPr>
+          <w:rFonts w:ascii="Cambria" w:hAnsi="Cambria"/>
+          <w:b/>
+          <w:color w:val="B45309"/>
+          <w:sz w:val="30"/>
+        </w:rPr>
+        <w:t>109</w:t>
+      </w:r>
       <w:r>
         <w:rPr>
           <w:rFonts w:ascii="Cambria" w:hAnsi="Cambria"/>
@@ -712,13 +1372,32 @@
           <w:color w:val="2C5F2D"/>
           <w:sz w:val="24"/>
         </w:rPr>
-        <w:t>Slide 12 — PROAPT in Family Pairs</w:t>
+        <w:t xml:space="preserve">   PROAPT in Family Pairs</w:t>
+      </w:r>
+      <w:r>
+        <w:rPr>
+          <w:b/>
+          <w:color w:val="B45309"/>
+          <w:sz w:val="17"/>
+        </w:rPr>
+        <w:t xml:space="preserve">    CONTENT PRESENTER</w:t>
+      </w:r>
+      <w:r>
+        <w:rPr>
+          <w:b w:val="0"/>
+          <w:color w:val="7F7F7F"/>
+          <w:sz w:val="16"/>
+        </w:rPr>
+        <w:t xml:space="preserve">   · slide 12 of 18</w:t>
       </w:r>
     </w:p>
     <w:p>
       <w:pPr>
         <w:keepNext/>
-        <w:spacing w:after="40"/>
+        <w:pBdr>
+          <w:left w:val="double" w:sz="12" w:space="8" w:color="B45309"/>
+        </w:pBdr>
+        <w:spacing w:before="0" w:after="60"/>
       </w:pPr>
       <w:r>
         <w:rPr>
@@ -726,44 +1405,79 @@
           <w:color w:val="6B8E3F"/>
           <w:sz w:val="18"/>
         </w:rPr>
-        <w:t>S7 · 7:50–8:13 · LEAD: CONTENT PRESENTER · PAIRS</w:t>
+        <w:t xml:space="preserve">S7 · 7:50–8:13 · </w:t>
+      </w:r>
+      <w:r>
+        <w:rPr>
+          <w:b/>
+          <w:color w:val="B45309"/>
+          <w:sz w:val="18"/>
+        </w:rPr>
+        <w:t>LEAD: CONTENT PRESENTER</w:t>
+      </w:r>
+      <w:r>
+        <w:rPr>
+          <w:b/>
+          <w:color w:val="6B8E3F"/>
+          <w:sz w:val="18"/>
+        </w:rPr>
+        <w:t xml:space="preserve"> · PAIRS</w:t>
       </w:r>
     </w:p>
     <w:p>
       <w:pPr>
-        <w:ind w:left="216"/>
+        <w:pBdr>
+          <w:left w:val="double" w:sz="12" w:space="8" w:color="B45309"/>
+        </w:pBdr>
+        <w:spacing w:before="0" w:after="60"/>
       </w:pPr>
       <w:r>
         <w:rPr>
           <w:b/>
           <w:color w:val="595959"/>
         </w:rPr>
-        <w:t>BEATS:</w:t>
+        <w:t xml:space="preserve">BEATS: </w:t>
       </w:r>
       <w:r>
-        <w:t xml:space="preserve"> 1. First pass 12 min: Reader leads the six steps, Listener works alongside without interrupting; Reader's Tell goes to the Listener, one sentence. 2. Switch roles; second pass 12 min, same or new passage. 3. Companions float: stuck on Observe — 'one word or phrase that caught you'; stuck on Apply — 'one specific situation right now'; rushing — 'the Spirit isn't in a hurry'; finished early — another passage, get reps.</w:t>
+        <w:t>1. First pass 12 min: Reader leads the six steps, Listener works alongside without interrupting; Reader's Tell goes to the Listener, one sentence. 2. Switch roles; second pass 12 min, same or new passage. 3. Companions float: stuck on Observe — 'one word or phrase that caught you'; stuck on Apply — 'one specific situation right now'; rushing — 'the Spirit isn't in a hurry'; finished early — another passage, get reps.</w:t>
       </w:r>
     </w:p>
     <w:p>
       <w:pPr>
-        <w:ind w:left="216"/>
+        <w:pBdr>
+          <w:left w:val="double" w:sz="12" w:space="8" w:color="B45309"/>
+        </w:pBdr>
+        <w:spacing w:before="0" w:after="60"/>
       </w:pPr>
       <w:r>
         <w:rPr>
           <w:b/>
           <w:color w:val="595959"/>
         </w:rPr>
-        <w:t>CUES:</w:t>
+        <w:t xml:space="preserve">CUES: </w:t>
       </w:r>
       <w:r>
-        <w:t xml:space="preserve"> If something heavy surfaces, honor it briefly and follow up after the close — do not process it in the pair.</w:t>
+        <w:t>If something heavy surfaces, honor it briefly and follow up after the close — do not process it in the pair.</w:t>
       </w:r>
     </w:p>
     <w:p>
       <w:pPr>
         <w:keepNext/>
-        <w:spacing w:before="160" w:after="20"/>
+        <w:pBdr>
+          <w:left w:val="double" w:sz="12" w:space="8" w:color="B45309"/>
+        </w:pBdr>
+        <w:shd w:val="clear" w:color="auto" w:fill="FCE9D6"/>
+        <w:spacing w:before="160" w:after="40"/>
       </w:pPr>
+      <w:r>
+        <w:rPr>
+          <w:rFonts w:ascii="Cambria" w:hAnsi="Cambria"/>
+          <w:b/>
+          <w:color w:val="B45309"/>
+          <w:sz w:val="30"/>
+        </w:rPr>
+        <w:t>110</w:t>
+      </w:r>
       <w:r>
         <w:rPr>
           <w:rFonts w:ascii="Cambria" w:hAnsi="Cambria"/>
@@ -771,13 +1485,32 @@
           <w:color w:val="2C5F2D"/>
           <w:sz w:val="24"/>
         </w:rPr>
-        <w:t>Slide 13 — Tell Step — Sharing in the pair</w:t>
+        <w:t xml:space="preserve">   Tell Step — Sharing in the pair</w:t>
+      </w:r>
+      <w:r>
+        <w:rPr>
+          <w:b/>
+          <w:color w:val="B45309"/>
+          <w:sz w:val="17"/>
+        </w:rPr>
+        <w:t xml:space="preserve">    CONTENT PRESENTER</w:t>
+      </w:r>
+      <w:r>
+        <w:rPr>
+          <w:b w:val="0"/>
+          <w:color w:val="7F7F7F"/>
+          <w:sz w:val="16"/>
+        </w:rPr>
+        <w:t xml:space="preserve">   · slide 13 of 18</w:t>
       </w:r>
     </w:p>
     <w:p>
       <w:pPr>
         <w:keepNext/>
-        <w:spacing w:after="40"/>
+        <w:pBdr>
+          <w:left w:val="double" w:sz="12" w:space="8" w:color="B45309"/>
+        </w:pBdr>
+        <w:spacing w:before="0" w:after="60"/>
       </w:pPr>
       <w:r>
         <w:rPr>
@@ -785,44 +1518,79 @@
           <w:color w:val="6B8E3F"/>
           <w:sz w:val="18"/>
         </w:rPr>
-        <w:t>S7 · 8:13–8:19 · LEAD: CONTENT PRESENTER · PAIRS</w:t>
+        <w:t xml:space="preserve">S7 · 8:13–8:19 · </w:t>
+      </w:r>
+      <w:r>
+        <w:rPr>
+          <w:b/>
+          <w:color w:val="B45309"/>
+          <w:sz w:val="18"/>
+        </w:rPr>
+        <w:t>LEAD: CONTENT PRESENTER</w:t>
+      </w:r>
+      <w:r>
+        <w:rPr>
+          <w:b/>
+          <w:color w:val="6B8E3F"/>
+          <w:sz w:val="18"/>
+        </w:rPr>
+        <w:t xml:space="preserve"> · PAIRS</w:t>
       </w:r>
     </w:p>
     <w:p>
       <w:pPr>
-        <w:ind w:left="216"/>
+        <w:pBdr>
+          <w:left w:val="double" w:sz="12" w:space="8" w:color="B45309"/>
+        </w:pBdr>
+        <w:spacing w:before="0" w:after="60"/>
       </w:pPr>
       <w:r>
         <w:rPr>
           <w:b/>
           <w:color w:val="595959"/>
         </w:rPr>
-        <w:t>BEATS:</w:t>
+        <w:t xml:space="preserve">BEATS: </w:t>
       </w:r>
       <w:r>
-        <w:t xml:space="preserve"> 1. Re-form pairs out of pairs. 2. Each person tells ONE specific thing they heard today — one sentence, witnessed. 3. Receive each with 'We hear that' or 'Thank you for naming that' — no preaching, no interpreting. 4. Close the pair: what we heard is given to be walked out this week.</w:t>
+        <w:t>1. Re-form pairs out of pairs. 2. Each person tells ONE specific thing they heard today — one sentence, witnessed. 3. Receive each with 'We hear that' or 'Thank you for naming that' — no preaching, no interpreting. 4. Close the pair: what we heard is given to be walked out this week.</w:t>
       </w:r>
     </w:p>
     <w:p>
       <w:pPr>
-        <w:ind w:left="216"/>
+        <w:pBdr>
+          <w:left w:val="double" w:sz="12" w:space="8" w:color="B45309"/>
+        </w:pBdr>
+        <w:spacing w:before="0" w:after="60"/>
       </w:pPr>
       <w:r>
         <w:rPr>
           <w:b/>
           <w:color w:val="595959"/>
         </w:rPr>
-        <w:t>CUES:</w:t>
+        <w:t xml:space="preserve">CUES: </w:t>
       </w:r>
       <w:r>
-        <w:t xml:space="preserve"> Arranged parent opens the round (check the Run Card) — never cold-call a teen; teens choose their own depth; pass-anytime holds.</w:t>
+        <w:t>Arranged parent opens the round (check the Run Card) — never cold-call a teen; teens choose their own depth; pass-anytime holds.</w:t>
       </w:r>
     </w:p>
     <w:p>
       <w:pPr>
         <w:keepNext/>
-        <w:spacing w:before="160" w:after="20"/>
+        <w:pBdr>
+          <w:left w:val="single" w:sz="24" w:space="8" w:color="1F4E79"/>
+        </w:pBdr>
+        <w:shd w:val="clear" w:color="auto" w:fill="DEEAF6"/>
+        <w:spacing w:before="160" w:after="40"/>
       </w:pPr>
+      <w:r>
+        <w:rPr>
+          <w:rFonts w:ascii="Cambria" w:hAnsi="Cambria"/>
+          <w:b/>
+          <w:color w:val="1F4E79"/>
+          <w:sz w:val="30"/>
+        </w:rPr>
+        <w:t>111</w:t>
+      </w:r>
       <w:r>
         <w:rPr>
           <w:rFonts w:ascii="Cambria" w:hAnsi="Cambria"/>
@@ -830,13 +1598,32 @@
           <w:color w:val="2C5F2D"/>
           <w:sz w:val="24"/>
         </w:rPr>
-        <w:t>Slide 14 — Merge and Homework Practice</w:t>
+        <w:t xml:space="preserve">   Merge and Homework Practice</w:t>
+      </w:r>
+      <w:r>
+        <w:rPr>
+          <w:b/>
+          <w:color w:val="1F4E79"/>
+          <w:sz w:val="17"/>
+        </w:rPr>
+        <w:t xml:space="preserve">    CONTAINER HOLDER</w:t>
+      </w:r>
+      <w:r>
+        <w:rPr>
+          <w:b w:val="0"/>
+          <w:color w:val="7F7F7F"/>
+          <w:sz w:val="16"/>
+        </w:rPr>
+        <w:t xml:space="preserve">   · slide 14 of 18</w:t>
       </w:r>
     </w:p>
     <w:p>
       <w:pPr>
         <w:keepNext/>
-        <w:spacing w:after="40"/>
+        <w:pBdr>
+          <w:left w:val="single" w:sz="24" w:space="8" w:color="1F4E79"/>
+        </w:pBdr>
+        <w:spacing w:before="0" w:after="60"/>
       </w:pPr>
       <w:r>
         <w:rPr>
@@ -844,44 +1631,78 @@
           <w:color w:val="6B8E3F"/>
           <w:sz w:val="18"/>
         </w:rPr>
-        <w:t>S7 · 8:19–8:20 · LEAD: CONTAINER HOLDER</w:t>
+        <w:t xml:space="preserve">S7 · 8:19–8:20 · </w:t>
+      </w:r>
+      <w:r>
+        <w:rPr>
+          <w:b/>
+          <w:color w:val="1F4E79"/>
+          <w:sz w:val="18"/>
+        </w:rPr>
+        <w:t>LEAD: CONTAINER HOLDER</w:t>
+      </w:r>
+      <w:r>
+        <w:rPr>
+          <w:b/>
+          <w:color w:val="6B8E3F"/>
+          <w:sz w:val="18"/>
+        </w:rPr>
       </w:r>
     </w:p>
     <w:p>
       <w:pPr>
-        <w:ind w:left="216"/>
+        <w:pBdr>
+          <w:left w:val="single" w:sz="24" w:space="8" w:color="1F4E79"/>
+        </w:pBdr>
+        <w:spacing w:before="0" w:after="60"/>
       </w:pPr>
       <w:r>
         <w:rPr>
           <w:b/>
           <w:color w:val="595959"/>
         </w:rPr>
-        <w:t>BEATS:</w:t>
+        <w:t xml:space="preserve">BEATS: </w:t>
       </w:r>
       <w:r>
-        <w:t xml:space="preserve"> 1. One word each — not what you heard (that is yours), but what the practice was like. 2. Introduce daily PROAPT: one short passage, five to ten minutes, every day — the journal Week 7 pages have the template. 3. Hold up H7.3: passage paths for teens and parents. 4. 'The chain only works if we work it.'</w:t>
+        <w:t>1. One word each — not what you heard (that is yours), but what the practice was like. 2. Introduce daily PROAPT: one short passage, five to ten minutes, every day — the journal Week 7 pages have the template. 3. Hold up H7.3: passage paths for teens and parents. 4. 'The chain only works if we work it.'</w:t>
       </w:r>
     </w:p>
     <w:p>
       <w:pPr>
-        <w:ind w:left="216"/>
+        <w:pBdr>
+          <w:left w:val="single" w:sz="24" w:space="8" w:color="1F4E79"/>
+        </w:pBdr>
+        <w:spacing w:before="0" w:after="60"/>
       </w:pPr>
       <w:r>
         <w:rPr>
           <w:b/>
           <w:color w:val="595959"/>
         </w:rPr>
-        <w:t>CUES:</w:t>
+        <w:t xml:space="preserve">CUES: </w:t>
       </w:r>
       <w:r>
-        <w:t xml:space="preserve"> Arranged parent begins the word round; anyone may pass.</w:t>
+        <w:t>Arranged parent begins the word round; anyone may pass.</w:t>
       </w:r>
     </w:p>
     <w:p>
       <w:pPr>
         <w:keepNext/>
-        <w:spacing w:before="160" w:after="20"/>
+        <w:pBdr>
+          <w:left w:val="double" w:sz="12" w:space="8" w:color="B45309"/>
+        </w:pBdr>
+        <w:shd w:val="clear" w:color="auto" w:fill="FCE9D6"/>
+        <w:spacing w:before="160" w:after="40"/>
       </w:pPr>
+      <w:r>
+        <w:rPr>
+          <w:rFonts w:ascii="Cambria" w:hAnsi="Cambria"/>
+          <w:b/>
+          <w:color w:val="B45309"/>
+          <w:sz w:val="30"/>
+        </w:rPr>
+        <w:t>112</w:t>
+      </w:r>
       <w:r>
         <w:rPr>
           <w:rFonts w:ascii="Cambria" w:hAnsi="Cambria"/>
@@ -889,13 +1710,32 @@
           <w:color w:val="2C5F2D"/>
           <w:sz w:val="24"/>
         </w:rPr>
-        <w:t>Slide 15 — The Take-Home Sheet — the Daily Rhythm</w:t>
+        <w:t xml:space="preserve">   The Take-Home Sheet — the Daily Rhythm</w:t>
+      </w:r>
+      <w:r>
+        <w:rPr>
+          <w:b/>
+          <w:color w:val="B45309"/>
+          <w:sz w:val="17"/>
+        </w:rPr>
+        <w:t xml:space="preserve">    CONTENT PRESENTER</w:t>
+      </w:r>
+      <w:r>
+        <w:rPr>
+          <w:b w:val="0"/>
+          <w:color w:val="7F7F7F"/>
+          <w:sz w:val="16"/>
+        </w:rPr>
+        <w:t xml:space="preserve">   · slide 15 of 18</w:t>
       </w:r>
     </w:p>
     <w:p>
       <w:pPr>
         <w:keepNext/>
-        <w:spacing w:after="40"/>
+        <w:pBdr>
+          <w:left w:val="double" w:sz="12" w:space="8" w:color="B45309"/>
+        </w:pBdr>
+        <w:spacing w:before="0" w:after="60"/>
       </w:pPr>
       <w:r>
         <w:rPr>
@@ -903,12 +1743,30 @@
           <w:color w:val="6B8E3F"/>
           <w:sz w:val="18"/>
         </w:rPr>
-        <w:t>S7 · COMMISSIONING · LEAD: CONTENT PRESENTER</w:t>
+        <w:t xml:space="preserve">S7 · COMMISSIONING · </w:t>
+      </w:r>
+      <w:r>
+        <w:rPr>
+          <w:b/>
+          <w:color w:val="B45309"/>
+          <w:sz w:val="18"/>
+        </w:rPr>
+        <w:t>LEAD: CONTENT PRESENTER</w:t>
+      </w:r>
+      <w:r>
+        <w:rPr>
+          <w:b/>
+          <w:color w:val="6B8E3F"/>
+          <w:sz w:val="18"/>
+        </w:rPr>
       </w:r>
     </w:p>
     <w:p>
       <w:pPr>
-        <w:ind w:left="216"/>
+        <w:pBdr>
+          <w:left w:val="double" w:sz="12" w:space="8" w:color="B45309"/>
+        </w:pBdr>
+        <w:spacing w:before="0" w:after="20"/>
       </w:pPr>
       <w:r>
         <w:rPr>
@@ -920,7 +1778,10 @@
     </w:p>
     <w:p>
       <w:pPr>
-        <w:ind w:left="216"/>
+        <w:pBdr>
+          <w:left w:val="double" w:sz="12" w:space="8" w:color="B45309"/>
+        </w:pBdr>
+        <w:spacing w:before="0" w:after="60"/>
       </w:pPr>
       <w:r>
         <w:t>1. The sheet on the screen is the sheet in their hands — walk it, don't read it.</w:t>
@@ -928,7 +1789,10 @@
     </w:p>
     <w:p>
       <w:pPr>
-        <w:ind w:left="216"/>
+        <w:pBdr>
+          <w:left w:val="double" w:sz="12" w:space="8" w:color="B45309"/>
+        </w:pBdr>
+        <w:spacing w:before="0" w:after="60"/>
       </w:pPr>
       <w:r>
         <w:t>2. The standing rhythm first: the morning question, the evening journal line — one box per day on the week-grids.</w:t>
@@ -936,7 +1800,10 @@
     </w:p>
     <w:p>
       <w:pPr>
-        <w:ind w:left="216"/>
+        <w:pBdr>
+          <w:left w:val="double" w:sz="12" w:space="8" w:color="B45309"/>
+        </w:pBdr>
+        <w:spacing w:before="0" w:after="60"/>
       </w:pPr>
       <w:r>
         <w:t>3. A missed box is never a failure — it is an invitation to return.</w:t>
@@ -944,24 +1811,40 @@
     </w:p>
     <w:p>
       <w:pPr>
-        <w:ind w:left="216"/>
+        <w:pBdr>
+          <w:left w:val="double" w:sz="12" w:space="8" w:color="B45309"/>
+        </w:pBdr>
+        <w:spacing w:before="0" w:after="60"/>
       </w:pPr>
       <w:r>
         <w:rPr>
           <w:b/>
           <w:color w:val="595959"/>
         </w:rPr>
-        <w:t>CUES:</w:t>
+        <w:t xml:space="preserve">CUES: </w:t>
       </w:r>
       <w:r>
-        <w:t xml:space="preserve"> The four parts are the next slide.</w:t>
+        <w:t>The four parts are the next slide.</w:t>
       </w:r>
     </w:p>
     <w:p>
       <w:pPr>
         <w:keepNext/>
-        <w:spacing w:before="160" w:after="20"/>
+        <w:pBdr>
+          <w:left w:val="double" w:sz="12" w:space="8" w:color="B45309"/>
+        </w:pBdr>
+        <w:shd w:val="clear" w:color="auto" w:fill="FCE9D6"/>
+        <w:spacing w:before="160" w:after="40"/>
       </w:pPr>
+      <w:r>
+        <w:rPr>
+          <w:rFonts w:ascii="Cambria" w:hAnsi="Cambria"/>
+          <w:b/>
+          <w:color w:val="B45309"/>
+          <w:sz w:val="30"/>
+        </w:rPr>
+        <w:t>113</w:t>
+      </w:r>
       <w:r>
         <w:rPr>
           <w:rFonts w:ascii="Cambria" w:hAnsi="Cambria"/>
@@ -969,13 +1852,32 @@
           <w:color w:val="2C5F2D"/>
           <w:sz w:val="24"/>
         </w:rPr>
-        <w:t>Slide 16 — The Take-Home Sheet — the Four Parts</w:t>
+        <w:t xml:space="preserve">   The Take-Home Sheet — the Four Parts</w:t>
+      </w:r>
+      <w:r>
+        <w:rPr>
+          <w:b/>
+          <w:color w:val="B45309"/>
+          <w:sz w:val="17"/>
+        </w:rPr>
+        <w:t xml:space="preserve">    CONTENT PRESENTER</w:t>
+      </w:r>
+      <w:r>
+        <w:rPr>
+          <w:b w:val="0"/>
+          <w:color w:val="7F7F7F"/>
+          <w:sz w:val="16"/>
+        </w:rPr>
+        <w:t xml:space="preserve">   · slide 16 of 18</w:t>
       </w:r>
     </w:p>
     <w:p>
       <w:pPr>
         <w:keepNext/>
-        <w:spacing w:after="40"/>
+        <w:pBdr>
+          <w:left w:val="double" w:sz="12" w:space="8" w:color="B45309"/>
+        </w:pBdr>
+        <w:spacing w:before="0" w:after="60"/>
       </w:pPr>
       <w:r>
         <w:rPr>
@@ -983,12 +1885,30 @@
           <w:color w:val="6B8E3F"/>
           <w:sz w:val="18"/>
         </w:rPr>
-        <w:t>S7 · COMMISSIONING · LEAD: CONTENT PRESENTER</w:t>
+        <w:t xml:space="preserve">S7 · COMMISSIONING · </w:t>
+      </w:r>
+      <w:r>
+        <w:rPr>
+          <w:b/>
+          <w:color w:val="B45309"/>
+          <w:sz w:val="18"/>
+        </w:rPr>
+        <w:t>LEAD: CONTENT PRESENTER</w:t>
+      </w:r>
+      <w:r>
+        <w:rPr>
+          <w:b/>
+          <w:color w:val="6B8E3F"/>
+          <w:sz w:val="18"/>
+        </w:rPr>
       </w:r>
     </w:p>
     <w:p>
       <w:pPr>
-        <w:ind w:left="216"/>
+        <w:pBdr>
+          <w:left w:val="double" w:sz="12" w:space="8" w:color="B45309"/>
+        </w:pBdr>
+        <w:spacing w:before="0" w:after="20"/>
       </w:pPr>
       <w:r>
         <w:rPr>
@@ -1000,7 +1920,10 @@
     </w:p>
     <w:p>
       <w:pPr>
-        <w:ind w:left="216"/>
+        <w:pBdr>
+          <w:left w:val="double" w:sz="12" w:space="8" w:color="B45309"/>
+        </w:pBdr>
+        <w:spacing w:before="0" w:after="60"/>
       </w:pPr>
       <w:r>
         <w:t>1. The four parts, in order: the homework practice, week one; the end-of-week-one check-in; the homework practice, week two; one sentence of preparation.</w:t>
@@ -1008,7 +1931,10 @@
     </w:p>
     <w:p>
       <w:pPr>
-        <w:ind w:left="216"/>
+        <w:pBdr>
+          <w:left w:val="double" w:sz="12" w:space="8" w:color="B45309"/>
+        </w:pBdr>
+        <w:spacing w:before="0" w:after="60"/>
       </w:pPr>
       <w:r>
         <w:t>2. Check-in partners are named aloud before leaving this slide — the sheet has the line to write the name.</w:t>
@@ -1016,24 +1942,40 @@
     </w:p>
     <w:p>
       <w:pPr>
-        <w:ind w:left="216"/>
+        <w:pBdr>
+          <w:left w:val="double" w:sz="12" w:space="8" w:color="B45309"/>
+        </w:pBdr>
+        <w:spacing w:before="0" w:after="60"/>
       </w:pPr>
       <w:r>
         <w:rPr>
           <w:b/>
           <w:color w:val="595959"/>
         </w:rPr>
-        <w:t>GUARD:</w:t>
+        <w:t xml:space="preserve">GUARD: </w:t>
       </w:r>
       <w:r>
-        <w:t xml:space="preserve"> The sheet-walk, not a re-teach.</w:t>
+        <w:t>The sheet-walk, not a re-teach.</w:t>
       </w:r>
     </w:p>
     <w:p>
       <w:pPr>
         <w:keepNext/>
-        <w:spacing w:before="160" w:after="20"/>
+        <w:pBdr>
+          <w:left w:val="thickThinSmallGap" w:sz="24" w:space="8" w:color="6B3FA0"/>
+        </w:pBdr>
+        <w:shd w:val="clear" w:color="auto" w:fill="ECE3F5"/>
+        <w:spacing w:before="160" w:after="40"/>
       </w:pPr>
+      <w:r>
+        <w:rPr>
+          <w:rFonts w:ascii="Cambria" w:hAnsi="Cambria"/>
+          <w:b/>
+          <w:color w:val="6B3FA0"/>
+          <w:sz w:val="30"/>
+        </w:rPr>
+        <w:t>114</w:t>
+      </w:r>
       <w:r>
         <w:rPr>
           <w:rFonts w:ascii="Cambria" w:hAnsi="Cambria"/>
@@ -1041,13 +1983,32 @@
           <w:color w:val="2C5F2D"/>
           <w:sz w:val="24"/>
         </w:rPr>
-        <w:t>Slide 17 — The Leader Feedback Round</w:t>
+        <w:t xml:space="preserve">   The Leader Feedback Round</w:t>
+      </w:r>
+      <w:r>
+        <w:rPr>
+          <w:b/>
+          <w:color w:val="6B3FA0"/>
+          <w:sz w:val="17"/>
+        </w:rPr>
+        <w:t xml:space="preserve">    BOTH LEADERS</w:t>
+      </w:r>
+      <w:r>
+        <w:rPr>
+          <w:b w:val="0"/>
+          <w:color w:val="7F7F7F"/>
+          <w:sz w:val="16"/>
+        </w:rPr>
+        <w:t xml:space="preserve">   · slide 17 of 18</w:t>
       </w:r>
     </w:p>
     <w:p>
       <w:pPr>
         <w:keepNext/>
-        <w:spacing w:after="40"/>
+        <w:pBdr>
+          <w:left w:val="thickThinSmallGap" w:sz="24" w:space="8" w:color="6B3FA0"/>
+        </w:pBdr>
+        <w:spacing w:before="0" w:after="60"/>
       </w:pPr>
       <w:r>
         <w:rPr>
@@ -1055,44 +2016,78 @@
           <w:color w:val="6B8E3F"/>
           <w:sz w:val="18"/>
         </w:rPr>
-        <w:t>S7 · 8:24–8:28 · LEAD: BOTH LEADERS</w:t>
+        <w:t xml:space="preserve">S7 · 8:24–8:28 · </w:t>
+      </w:r>
+      <w:r>
+        <w:rPr>
+          <w:b/>
+          <w:color w:val="6B3FA0"/>
+          <w:sz w:val="18"/>
+        </w:rPr>
+        <w:t>LEAD: BOTH LEADERS</w:t>
+      </w:r>
+      <w:r>
+        <w:rPr>
+          <w:b/>
+          <w:color w:val="6B8E3F"/>
+          <w:sz w:val="18"/>
+        </w:rPr>
       </w:r>
     </w:p>
     <w:p>
       <w:pPr>
-        <w:ind w:left="216"/>
+        <w:pBdr>
+          <w:left w:val="thickThinSmallGap" w:sz="24" w:space="8" w:color="6B3FA0"/>
+        </w:pBdr>
+        <w:spacing w:before="0" w:after="60"/>
       </w:pPr>
       <w:r>
         <w:rPr>
           <w:b/>
           <w:color w:val="595959"/>
         </w:rPr>
-        <w:t>BEATS:</w:t>
+        <w:t xml:space="preserve">BEATS: </w:t>
       </w:r>
       <w:r>
-        <w:t xml:space="preserve"> 1. Same round every week, leader first: what went well today; what I'd do differently; what I'd tell someone teaching this process. 2. Then the room, same two questions — two or three voices is plenty. 3. Receive without defending — 'thank you' is the whole response.</w:t>
+        <w:t>1. Same round every week, leader first: what went well today; what I'd do differently; what I'd tell someone teaching this process. 2. Then the room, same two questions — two or three voices is plenty. 3. Receive without defending — 'thank you' is the whole response.</w:t>
       </w:r>
     </w:p>
     <w:p>
       <w:pPr>
-        <w:ind w:left="216"/>
+        <w:pBdr>
+          <w:left w:val="thickThinSmallGap" w:sz="24" w:space="8" w:color="6B3FA0"/>
+        </w:pBdr>
+        <w:spacing w:before="0" w:after="60"/>
       </w:pPr>
       <w:r>
         <w:rPr>
           <w:b/>
           <w:color w:val="595959"/>
         </w:rPr>
-        <w:t>CUES:</w:t>
+        <w:t xml:space="preserve">CUES: </w:t>
       </w:r>
       <w:r>
-        <w:t xml:space="preserve"> May be dropped if the room's energy needs something else; dropping it twice running goes to the team debrief.</w:t>
+        <w:t>May be dropped if the room's energy needs something else; dropping it twice running goes to the team debrief.</w:t>
       </w:r>
     </w:p>
     <w:p>
       <w:pPr>
         <w:keepNext/>
-        <w:spacing w:before="160" w:after="20"/>
+        <w:pBdr>
+          <w:left w:val="single" w:sz="24" w:space="8" w:color="1F4E79"/>
+        </w:pBdr>
+        <w:shd w:val="clear" w:color="auto" w:fill="DEEAF6"/>
+        <w:spacing w:before="160" w:after="40"/>
       </w:pPr>
+      <w:r>
+        <w:rPr>
+          <w:rFonts w:ascii="Cambria" w:hAnsi="Cambria"/>
+          <w:b/>
+          <w:color w:val="1F4E79"/>
+          <w:sz w:val="30"/>
+        </w:rPr>
+        <w:t>115</w:t>
+      </w:r>
       <w:r>
         <w:rPr>
           <w:rFonts w:ascii="Cambria" w:hAnsi="Cambria"/>
@@ -1100,13 +2095,32 @@
           <w:color w:val="2C5F2D"/>
           <w:sz w:val="24"/>
         </w:rPr>
-        <w:t>Slide 18 — Closing the Container + Aaronic Blessing</w:t>
+        <w:t xml:space="preserve">   Closing the Container + Aaronic Blessing</w:t>
+      </w:r>
+      <w:r>
+        <w:rPr>
+          <w:b/>
+          <w:color w:val="1F4E79"/>
+          <w:sz w:val="17"/>
+        </w:rPr>
+        <w:t xml:space="preserve">    CONTAINER HOLDER</w:t>
+      </w:r>
+      <w:r>
+        <w:rPr>
+          <w:b w:val="0"/>
+          <w:color w:val="7F7F7F"/>
+          <w:sz w:val="16"/>
+        </w:rPr>
+        <w:t xml:space="preserve">   · slide 18 of 18</w:t>
       </w:r>
     </w:p>
     <w:p>
       <w:pPr>
         <w:keepNext/>
-        <w:spacing w:after="40"/>
+        <w:pBdr>
+          <w:left w:val="single" w:sz="24" w:space="8" w:color="1F4E79"/>
+        </w:pBdr>
+        <w:spacing w:before="0" w:after="60"/>
       </w:pPr>
       <w:r>
         <w:rPr>
@@ -1114,42 +2128,63 @@
           <w:color w:val="6B8E3F"/>
           <w:sz w:val="18"/>
         </w:rPr>
-        <w:t>S7 · 8:28–8:30 · LEAD: CONTAINER HOLDER</w:t>
+        <w:t xml:space="preserve">S7 · 8:28–8:30 · </w:t>
+      </w:r>
+      <w:r>
+        <w:rPr>
+          <w:b/>
+          <w:color w:val="1F4E79"/>
+          <w:sz w:val="18"/>
+        </w:rPr>
+        <w:t>LEAD: CONTAINER HOLDER</w:t>
+      </w:r>
+      <w:r>
+        <w:rPr>
+          <w:b/>
+          <w:color w:val="6B8E3F"/>
+          <w:sz w:val="18"/>
+        </w:rPr>
       </w:r>
     </w:p>
     <w:p>
       <w:pPr>
-        <w:ind w:left="216"/>
+        <w:pBdr>
+          <w:left w:val="single" w:sz="24" w:space="8" w:color="1F4E79"/>
+        </w:pBdr>
+        <w:spacing w:before="0" w:after="60"/>
       </w:pPr>
       <w:r>
         <w:rPr>
           <w:b/>
           <w:color w:val="595959"/>
         </w:rPr>
-        <w:t>BEATS:</w:t>
+        <w:t xml:space="preserve">BEATS: </w:t>
       </w:r>
       <w:r>
-        <w:t xml:space="preserve"> 1. Bridge the weeks: last week we named hard places, today we practiced hearing — both are real, both are how the Father walks us home; the place named last week is the place PROAPT will keep speaking into. 2. Aaronic blessing, hands up. 3. Send: 'PROAPT one passage tomorrow. See you evenings.'</w:t>
+        <w:t>1. Bridge the weeks: last week we named hard places, today we practiced hearing — both are real, both are how the Father walks us home; the place named last week is the place PROAPT will keep speaking into. 2. Aaronic blessing, hands up. 3. Send: 'PROAPT one passage tomorrow. See you evenings.'</w:t>
       </w:r>
     </w:p>
     <w:p>
       <w:pPr>
-        <w:ind w:left="216"/>
+        <w:pBdr>
+          <w:left w:val="single" w:sz="24" w:space="8" w:color="1F4E79"/>
+        </w:pBdr>
+        <w:spacing w:before="0" w:after="60"/>
       </w:pPr>
       <w:r>
         <w:rPr>
           <w:b/>
           <w:color w:val="595959"/>
         </w:rPr>
-        <w:t>CUES:</w:t>
+        <w:t xml:space="preserve">CUES: </w:t>
       </w:r>
       <w:r>
-        <w:t xml:space="preserve"> Stay accessible after the close for anyone still carrying Week 6.</w:t>
+        <w:t>Stay accessible after the close for anyone still carrying Week 6.</w:t>
       </w:r>
     </w:p>
     <w:p>
       <w:pPr>
-        <w:spacing w:before="200"/>
+        <w:spacing w:before="200" w:after="0"/>
         <w:jc w:val="center"/>
       </w:pPr>
       <w:r>

--- a/_implementation-notes/evening-series/FotH Evening Session 7 Leader Notes DRAFT v1.docx
+++ b/_implementation-notes/evening-series/FotH Evening Session 7 Leader Notes DRAFT v1.docx
@@ -26,6 +26,26 @@
           <w:sz w:val="18"/>
         </w:rPr>
         <w:t>FotH Evening · the speaker notes, in hand — so the leading pair reads the room, not the screen. The big number on each block is the number in the corner of the screen; the colour is whose block it is. Built from the deck's own notes, so the two always agree.</w:t>
+      </w:r>
+    </w:p>
+    <w:p>
+      <w:pPr>
+        <w:spacing w:before="0" w:after="80"/>
+      </w:pPr>
+      <w:r>
+        <w:rPr>
+          <w:b/>
+          <w:color w:val="2C5F2D"/>
+          <w:sz w:val="18"/>
+        </w:rPr>
+        <w:t xml:space="preserve">Reading the numbers. </w:t>
+      </w:r>
+      <w:r>
+        <w:rPr>
+          <w:color w:val="595959"/>
+          <w:sz w:val="18"/>
+        </w:rPr>
+        <w:t>Match the big number on each block to the number in the bottom-right corner of the screen. This session is 99–115 in the series' one continuous numbering. The first slide, the series title, is “Title” here.</w:t>
       </w:r>
     </w:p>
     <w:p>

--- a/_implementation-notes/evening-series/FotH Evening Session 7 Leader Notes DRAFT v1.docx
+++ b/_implementation-notes/evening-series/FotH Evening Session 7 Leader Notes DRAFT v1.docx
@@ -2204,6 +2204,24 @@
     </w:p>
     <w:p>
       <w:pPr>
+        <w:pBdr>
+          <w:left w:val="single" w:sz="24" w:space="8" w:color="1F4E79"/>
+        </w:pBdr>
+        <w:spacing w:before="0" w:after="60"/>
+      </w:pPr>
+      <w:r>
+        <w:rPr>
+          <w:b/>
+          <w:color w:val="595959"/>
+        </w:rPr>
+        <w:t xml:space="preserve">BLESSINGS: </w:t>
+      </w:r>
+      <w:r>
+        <w:t>eyes on the person, not the screen — nothing to read; say what is on your heart for them, specific and short.</w:t>
+      </w:r>
+    </w:p>
+    <w:p>
+      <w:pPr>
         <w:spacing w:before="200" w:after="0"/>
         <w:jc w:val="center"/>
       </w:pPr>

--- a/_implementation-notes/evening-series/FotH Evening Session 7 Leader Notes DRAFT v1.docx
+++ b/_implementation-notes/evening-series/FotH Evening Session 7 Leader Notes DRAFT v1.docx
@@ -1572,7 +1572,7 @@
         <w:t xml:space="preserve">BEATS: </w:t>
       </w:r>
       <w:r>
-        <w:t>1. Re-form pairs out of pairs. 2. Each person tells ONE specific thing they heard today — one sentence, witnessed. 3. Receive each with 'We hear that' or 'Thank you for naming that' — no preaching, no interpreting. 4. Close the pair: what we heard is given to be walked out this week.</w:t>
+        <w:t>1. Stay in the pair you worked in: the Tell happens where you heard, before anyone moves. 2. Each person tells ONE specific thing they heard today — one sentence, witnessed. 3. Receive each with 'We hear that' or 'Thank you for naming that' — no preaching, no interpreting. 4. Close the pair: what we heard is given to be walked out this week.</w:t>
       </w:r>
     </w:p>
     <w:p>
@@ -1591,6 +1591,24 @@
       </w:r>
       <w:r>
         <w:t>Arranged parent opens the round (check the Run Card) — never cold-call a teen; teens choose their own depth; pass-anytime holds.</w:t>
+      </w:r>
+    </w:p>
+    <w:p>
+      <w:pPr>
+        <w:pBdr>
+          <w:left w:val="double" w:sz="12" w:space="8" w:color="B45309"/>
+        </w:pBdr>
+        <w:spacing w:before="0" w:after="60"/>
+      </w:pPr>
+      <w:r>
+        <w:rPr>
+          <w:b/>
+          <w:color w:val="595959"/>
+        </w:rPr>
+        <w:t xml:space="preserve">IF TIME RAN SHORT: </w:t>
+      </w:r>
+      <w:r>
+        <w:t>If only one of you walked the six steps, that one still tells. The Listener tells one thing they noticed while listening.</w:t>
       </w:r>
     </w:p>
     <w:p>

--- a/_implementation-notes/evening-series/FotH Evening Session 7 Leader Notes DRAFT v1.docx
+++ b/_implementation-notes/evening-series/FotH Evening Session 7 Leader Notes DRAFT v1.docx
@@ -1538,7 +1538,7 @@
           <w:color w:val="6B8E3F"/>
           <w:sz w:val="18"/>
         </w:rPr>
-        <w:t xml:space="preserve">S7 · 8:13–8:19 · </w:t>
+        <w:t xml:space="preserve">S7 · 8:13–8:16 · </w:t>
       </w:r>
       <w:r>
         <w:rPr>
@@ -1608,7 +1608,7 @@
         <w:t xml:space="preserve">IF TIME RAN SHORT: </w:t>
       </w:r>
       <w:r>
-        <w:t>If only one of you walked the six steps, that one still tells. The Listener tells one thing they noticed while listening.</w:t>
+        <w:t>If only one of you walked the steps, that one tells; the Listener tells what they noticed.</w:t>
       </w:r>
     </w:p>
     <w:p>
@@ -1669,7 +1669,7 @@
           <w:color w:val="6B8E3F"/>
           <w:sz w:val="18"/>
         </w:rPr>
-        <w:t xml:space="preserve">S7 · 8:19–8:20 · </w:t>
+        <w:t xml:space="preserve">S7 · 8:16–8:20 · </w:t>
       </w:r>
       <w:r>
         <w:rPr>
@@ -1702,7 +1702,7 @@
         <w:t xml:space="preserve">BEATS: </w:t>
       </w:r>
       <w:r>
-        <w:t>1. One word each — not what you heard (that is yours), but what the practice was like. 2. Introduce daily PROAPT: one short passage, five to ten minutes, every day — the journal Week 7 pages have the template. 3. Hold up H7.3: passage paths for teens and parents. 4. 'The chain only works if we work it.'</w:t>
+        <w:t>1. Each person says briefly what they heard tonight — the one sentence told in the pair. Receive it with 'We hear that'; no comment. On 26 October this was when the room came alive. 2. Introduce daily PROAPT: one short passage, five to ten minutes, every day — the journal Week 7 pages have the template. 3. Hold up H7.3: passage paths for teens and parents. 4. 'The chain only works if we work it.'</w:t>
       </w:r>
     </w:p>
     <w:p>
@@ -1720,7 +1720,7 @@
         <w:t xml:space="preserve">CUES: </w:t>
       </w:r>
       <w:r>
-        <w:t>Arranged parent begins the word round; anyone may pass.</w:t>
+        <w:t>Arranged parent begins; anyone may pass; one sentence each.</w:t>
       </w:r>
     </w:p>
     <w:p>
